--- a/assets/templates/company-registration-multi.docx
+++ b/assets/templates/company-registration-multi.docx
@@ -2066,7 +2066,6 @@
     </w:p>
     <w:tbl>
       <w:tblPr>
-        <w:tblpPr w:leftFromText="180" w:rightFromText="180" w:vertAnchor="text" w:horzAnchor="margin" w:tblpY="181"/>
         <w:tblW w:w="10885" w:type="dxa"/>
         <w:tblBorders>
           <w:top w:val="single" w:sz="4" w:space="0" w:color="auto"/>
@@ -2088,6 +2087,9 @@
         <w:gridCol w:w="2070"/>
       </w:tblGrid>
       <w:tr>
+        <w:trPr>
+          <w:cantSplit/>
+        </w:trPr>
         <w:tc>
           <w:tcPr>
             <w:tcW w:w="2335" w:type="dxa"/>
@@ -2095,6 +2097,7 @@
           </w:tcPr>
           <w:p>
             <w:pPr>
+              <w:keepNext/>
               <w:tabs>
                 <w:tab w:val="left" w:pos="720"/>
               </w:tabs>
@@ -2120,6 +2123,7 @@
           </w:p>
           <w:p>
             <w:pPr>
+              <w:keepNext/>
               <w:tabs>
                 <w:tab w:val="left" w:pos="720"/>
               </w:tabs>
@@ -2151,6 +2155,7 @@
           </w:tcPr>
           <w:p>
             <w:pPr>
+              <w:keepNext/>
               <w:tabs>
                 <w:tab w:val="left" w:pos="720"/>
               </w:tabs>
@@ -2174,6 +2179,7 @@
           </w:p>
           <w:p>
             <w:pPr>
+              <w:keepNext/>
               <w:tabs>
                 <w:tab w:val="left" w:pos="720"/>
               </w:tabs>
@@ -2203,6 +2209,7 @@
           </w:tcPr>
           <w:p>
             <w:pPr>
+              <w:keepNext/>
               <w:tabs>
                 <w:tab w:val="left" w:pos="720"/>
               </w:tabs>
@@ -2226,6 +2233,7 @@
           </w:p>
           <w:p>
             <w:pPr>
+              <w:keepNext/>
               <w:tabs>
                 <w:tab w:val="left" w:pos="720"/>
               </w:tabs>
@@ -2255,6 +2263,7 @@
           </w:tcPr>
           <w:p>
             <w:pPr>
+              <w:keepNext/>
               <w:tabs>
                 <w:tab w:val="left" w:pos="720"/>
               </w:tabs>
@@ -2280,6 +2289,7 @@
           </w:p>
           <w:p>
             <w:pPr>
+              <w:keepNext/>
               <w:tabs>
                 <w:tab w:val="left" w:pos="720"/>
               </w:tabs>
@@ -2305,6 +2315,7 @@
           </w:p>
           <w:p>
             <w:pPr>
+              <w:keepNext/>
               <w:tabs>
                 <w:tab w:val="left" w:pos="720"/>
               </w:tabs>
@@ -2336,6 +2347,7 @@
           </w:tcPr>
           <w:p>
             <w:pPr>
+              <w:keepNext/>
               <w:tabs>
                 <w:tab w:val="left" w:pos="720"/>
               </w:tabs>
@@ -2361,6 +2373,7 @@
           </w:p>
           <w:p>
             <w:pPr>
+              <w:keepNext/>
               <w:tabs>
                 <w:tab w:val="left" w:pos="720"/>
               </w:tabs>
@@ -2392,6 +2405,7 @@
           </w:tcPr>
           <w:p>
             <w:pPr>
+              <w:keepNext/>
               <w:tabs>
                 <w:tab w:val="left" w:pos="720"/>
               </w:tabs>
@@ -2417,6 +2431,7 @@
           </w:p>
           <w:p>
             <w:pPr>
+              <w:keepNext/>
               <w:tabs>
                 <w:tab w:val="left" w:pos="720"/>
               </w:tabs>
@@ -2444,6 +2459,7 @@
       </w:tr>
       <w:tr>
         <w:trPr>
+          <w:cantSplit/>
           <w:trHeight w:val="2897"/>
         </w:trPr>
         <w:tc>
@@ -8650,7 +8666,6 @@
     </w:p>
     <w:tbl>
       <w:tblPr>
-        <w:tblpPr w:leftFromText="180" w:rightFromText="180" w:vertAnchor="text" w:horzAnchor="margin" w:tblpY="181"/>
         <w:tblW w:w="10885" w:type="dxa"/>
         <w:tblBorders>
           <w:top w:val="single" w:sz="4" w:space="0" w:color="auto"/>
@@ -8672,6 +8687,9 @@
         <w:gridCol w:w="2070"/>
       </w:tblGrid>
       <w:tr>
+        <w:trPr>
+          <w:cantSplit/>
+        </w:trPr>
         <w:tc>
           <w:tcPr>
             <w:tcW w:w="2335" w:type="dxa"/>
@@ -8679,6 +8697,7 @@
           </w:tcPr>
           <w:p>
             <w:pPr>
+              <w:keepNext/>
               <w:tabs>
                 <w:tab w:val="left" w:pos="720"/>
               </w:tabs>
@@ -8704,6 +8723,7 @@
           </w:p>
           <w:p>
             <w:pPr>
+              <w:keepNext/>
               <w:tabs>
                 <w:tab w:val="left" w:pos="720"/>
               </w:tabs>
@@ -8735,6 +8755,7 @@
           </w:tcPr>
           <w:p>
             <w:pPr>
+              <w:keepNext/>
               <w:tabs>
                 <w:tab w:val="left" w:pos="720"/>
               </w:tabs>
@@ -8758,6 +8779,7 @@
           </w:p>
           <w:p>
             <w:pPr>
+              <w:keepNext/>
               <w:tabs>
                 <w:tab w:val="left" w:pos="720"/>
               </w:tabs>
@@ -8787,6 +8809,7 @@
           </w:tcPr>
           <w:p>
             <w:pPr>
+              <w:keepNext/>
               <w:tabs>
                 <w:tab w:val="left" w:pos="720"/>
               </w:tabs>
@@ -8810,6 +8833,7 @@
           </w:p>
           <w:p>
             <w:pPr>
+              <w:keepNext/>
               <w:tabs>
                 <w:tab w:val="left" w:pos="720"/>
               </w:tabs>
@@ -8839,6 +8863,7 @@
           </w:tcPr>
           <w:p>
             <w:pPr>
+              <w:keepNext/>
               <w:tabs>
                 <w:tab w:val="left" w:pos="720"/>
               </w:tabs>
@@ -8864,6 +8889,7 @@
           </w:p>
           <w:p>
             <w:pPr>
+              <w:keepNext/>
               <w:tabs>
                 <w:tab w:val="left" w:pos="720"/>
               </w:tabs>
@@ -8889,6 +8915,7 @@
           </w:p>
           <w:p>
             <w:pPr>
+              <w:keepNext/>
               <w:tabs>
                 <w:tab w:val="left" w:pos="720"/>
               </w:tabs>
@@ -8920,6 +8947,7 @@
           </w:tcPr>
           <w:p>
             <w:pPr>
+              <w:keepNext/>
               <w:tabs>
                 <w:tab w:val="left" w:pos="720"/>
               </w:tabs>
@@ -8945,6 +8973,7 @@
           </w:p>
           <w:p>
             <w:pPr>
+              <w:keepNext/>
               <w:tabs>
                 <w:tab w:val="left" w:pos="720"/>
               </w:tabs>
@@ -8976,6 +9005,7 @@
           </w:tcPr>
           <w:p>
             <w:pPr>
+              <w:keepNext/>
               <w:tabs>
                 <w:tab w:val="left" w:pos="720"/>
               </w:tabs>
@@ -9001,6 +9031,7 @@
           </w:p>
           <w:p>
             <w:pPr>
+              <w:keepNext/>
               <w:tabs>
                 <w:tab w:val="left" w:pos="720"/>
               </w:tabs>
@@ -9028,6 +9059,7 @@
       </w:tr>
       <w:tr>
         <w:trPr>
+          <w:cantSplit/>
           <w:trHeight w:val="2897"/>
         </w:trPr>
         <w:tc>

--- a/assets/templates/company-registration-multi.docx
+++ b/assets/templates/company-registration-multi.docx
@@ -4,6 +4,8 @@
   <w:body>
     <w:p>
       <w:pPr>
+        <w:keepNext/>
+        <w:keepLines/>
         <w:jc w:val="center"/>
         <w:ind w:left="2880" w:right="-810" w:firstLine="720"/>
         <w:rPr>
@@ -23,6 +25,8 @@
     </w:p>
     <w:p>
       <w:pPr>
+        <w:keepNext/>
+        <w:keepLines/>
         <w:ind w:right="-810"/>
         <w:jc w:val="center"/>
         <w:rPr>
@@ -43,6 +47,8 @@
     <w:p>
       <w:pPr>
         <w:pStyle w:val="BodyText"/>
+        <w:keepNext/>
+        <w:keepLines/>
         <w:spacing w:after="0"/>
         <w:ind w:right="29"/>
         <w:jc w:val="center"/>
@@ -80,6 +86,8 @@
     <w:p>
       <w:pPr>
         <w:pStyle w:val="BodyText"/>
+        <w:keepNext/>
+        <w:keepLines/>
         <w:spacing w:after="0"/>
         <w:ind w:right="29"/>
         <w:jc w:val="center"/>
@@ -116,6 +124,8 @@
     </w:p>
     <w:p>
       <w:pPr>
+        <w:keepNext/>
+        <w:keepLines/>
         <w:ind w:right="-810"/>
         <w:jc w:val="center"/>
         <w:rPr>
@@ -145,6 +155,7 @@
     </w:p>
     <w:p>
       <w:pPr>
+        <w:keepLines/>
         <w:ind w:right="-810"/>
         <w:jc w:val="center"/>
         <w:rPr>
@@ -185,6 +196,7 @@
     <w:p>
       <w:pPr>
         <w:pStyle w:val="BodyText"/>
+        <w:keepLines/>
         <w:spacing w:after="0"/>
         <w:ind w:left="720" w:right="-720" w:hanging="720"/>
         <w:jc w:val="both"/>
@@ -255,6 +267,7 @@
     </w:p>
     <w:p>
       <w:pPr>
+        <w:keepLines/>
         <w:ind w:left="720" w:right="-810" w:hanging="720"/>
         <w:jc w:val="both"/>
         <w:rPr>
@@ -297,6 +310,7 @@
     </w:p>
     <w:p>
       <w:pPr>
+        <w:keepLines/>
         <w:spacing w:line="276" w:lineRule="auto"/>
         <w:ind w:left="360" w:hanging="360"/>
         <w:jc w:val="both"/>
@@ -347,6 +361,7 @@
     </w:p>
     <w:p>
       <w:pPr>
+        <w:keepLines/>
         <w:ind w:right="-810"/>
         <w:jc w:val="both"/>
         <w:rPr>
@@ -392,6 +407,7 @@
     <w:p>
       <w:pPr>
         <w:pStyle w:val="BodyText"/>
+        <w:keepLines/>
         <w:spacing w:line="276" w:lineRule="auto"/>
         <w:ind w:left="1440" w:right="-630" w:hanging="720"/>
         <w:jc w:val="both"/>
@@ -424,6 +440,8 @@
     <w:p>
       <w:pPr>
         <w:pStyle w:val="BodyText"/>
+        <w:keepNext/>
+        <w:keepLines/>
         <w:spacing w:line="276" w:lineRule="auto"/>
         <w:ind w:left="1418" w:right="27" w:hanging="698"/>
         <w:rPr>
@@ -447,6 +465,7 @@
     </w:p>
     <w:p>
       <w:pPr>
+        <w:keepLines/>
         <w:ind w:left="1440" w:right="-810" w:hanging="720"/>
         <w:jc w:val="both"/>
         <w:rPr>
@@ -468,6 +487,8 @@
     </w:p>
     <w:p>
       <w:pPr>
+        <w:keepNext/>
+        <w:keepLines/>
         <w:ind w:right="-810"/>
         <w:jc w:val="both"/>
         <w:rPr>
@@ -509,6 +530,8 @@
     </w:p>
     <w:p>
       <w:pPr>
+        <w:keepNext/>
+        <w:keepLines/>
         <w:ind w:left="720" w:right="-810"/>
         <w:jc w:val="both"/>
         <w:rPr>
@@ -531,6 +554,8 @@
     </w:p>
     <w:p>
       <w:pPr>
+        <w:keepNext/>
+        <w:keepLines/>
         <w:ind w:left="1440" w:right="-810" w:hanging="720"/>
         <w:jc w:val="both"/>
         <w:rPr>
@@ -553,6 +578,8 @@
     </w:p>
     <w:p>
       <w:pPr>
+        <w:keepNext/>
+        <w:keepLines/>
         <w:ind w:left="1560" w:right="-810" w:hanging="840"/>
         <w:jc w:val="both"/>
         <w:rPr>
@@ -574,6 +601,8 @@
     </w:p>
     <w:p>
       <w:pPr>
+        <w:keepNext/>
+        <w:keepLines/>
         <w:ind w:left="1560" w:right="-810" w:hanging="840"/>
         <w:jc w:val="both"/>
         <w:rPr>
@@ -595,6 +624,8 @@
     </w:p>
     <w:p>
       <w:pPr>
+        <w:keepNext/>
+        <w:keepLines/>
         <w:ind w:left="1440" w:right="-810" w:hanging="720"/>
         <w:jc w:val="both"/>
         <w:rPr>
@@ -616,6 +647,8 @@
     </w:p>
     <w:p>
       <w:pPr>
+        <w:keepNext/>
+        <w:keepLines/>
         <w:ind w:left="1440" w:right="-810" w:hanging="720"/>
         <w:jc w:val="both"/>
         <w:rPr>
@@ -637,6 +670,8 @@
     </w:p>
     <w:p>
       <w:pPr>
+        <w:keepNext/>
+        <w:keepLines/>
         <w:tabs>
           <w:tab w:val="left" w:pos="720"/>
           <w:tab w:val="left" w:pos="1440"/>
@@ -690,6 +725,8 @@
     </w:p>
     <w:p>
       <w:pPr>
+        <w:keepNext/>
+        <w:keepLines/>
         <w:ind w:left="1440" w:right="-810" w:hanging="720"/>
         <w:jc w:val="both"/>
         <w:rPr>
@@ -711,6 +748,8 @@
     </w:p>
     <w:p>
       <w:pPr>
+        <w:keepNext/>
+        <w:keepLines/>
         <w:ind w:left="1440" w:right="-810" w:hanging="720"/>
         <w:jc w:val="both"/>
         <w:rPr>
@@ -732,6 +771,8 @@
     </w:p>
     <w:p>
       <w:pPr>
+        <w:keepNext/>
+        <w:keepLines/>
         <w:ind w:left="1440" w:right="-810" w:hanging="720"/>
         <w:jc w:val="both"/>
         <w:rPr>
@@ -753,6 +794,8 @@
     </w:p>
     <w:p>
       <w:pPr>
+        <w:keepNext/>
+        <w:keepLines/>
         <w:ind w:left="1440" w:right="-810" w:hanging="720"/>
         <w:jc w:val="both"/>
         <w:rPr>
@@ -774,6 +817,8 @@
     </w:p>
     <w:p>
       <w:pPr>
+        <w:keepNext/>
+        <w:keepLines/>
         <w:ind w:left="1440" w:right="-810" w:hanging="720"/>
         <w:jc w:val="both"/>
         <w:rPr>
@@ -796,6 +841,8 @@
     <w:p>
       <w:pPr>
         <w:pStyle w:val="BodyTextIndent"/>
+        <w:keepNext/>
+        <w:keepLines/>
         <w:ind w:left="1440" w:right="-810" w:hanging="720"/>
         <w:rPr>
           <w:szCs w:val="22"/>
@@ -810,6 +857,8 @@
     </w:p>
     <w:p>
       <w:pPr>
+        <w:keepNext/>
+        <w:keepLines/>
         <w:ind w:left="1440" w:right="-810" w:hanging="720"/>
         <w:jc w:val="both"/>
         <w:rPr>
@@ -831,6 +880,8 @@
     </w:p>
     <w:p>
       <w:pPr>
+        <w:keepNext/>
+        <w:keepLines/>
         <w:ind w:left="1440" w:right="-810" w:hanging="720"/>
         <w:jc w:val="both"/>
         <w:rPr>
@@ -852,6 +903,8 @@
     </w:p>
     <w:p>
       <w:pPr>
+        <w:keepNext/>
+        <w:keepLines/>
         <w:ind w:right="-810" w:firstLine="720"/>
         <w:jc w:val="both"/>
         <w:rPr>
@@ -873,6 +926,7 @@
     </w:p>
     <w:p>
       <w:pPr>
+        <w:keepLines/>
         <w:ind w:left="1440" w:right="-810" w:hanging="720"/>
         <w:jc w:val="both"/>
         <w:rPr>
@@ -894,6 +948,8 @@
     </w:p>
     <w:p>
       <w:pPr>
+        <w:keepNext/>
+        <w:keepLines/>
         <w:ind w:right="-810"/>
         <w:jc w:val="both"/>
         <w:rPr>
@@ -947,6 +1003,8 @@
     </w:p>
     <w:p>
       <w:pPr>
+        <w:keepNext/>
+        <w:keepLines/>
         <w:tabs>
           <w:tab w:val="left" w:pos="720"/>
           <w:tab w:val="left" w:pos="1200"/>
@@ -972,6 +1030,8 @@
     </w:p>
     <w:p>
       <w:pPr>
+        <w:keepNext/>
+        <w:keepLines/>
         <w:tabs>
           <w:tab w:val="left" w:pos="720"/>
           <w:tab w:val="left" w:pos="1200"/>
@@ -1015,6 +1075,7 @@
     </w:p>
     <w:p>
       <w:pPr>
+        <w:keepLines/>
         <w:tabs>
           <w:tab w:val="left" w:pos="720"/>
           <w:tab w:val="left" w:pos="1200"/>
@@ -1040,6 +1101,8 @@
     </w:p>
     <w:p>
       <w:pPr>
+        <w:keepNext/>
+        <w:keepLines/>
         <w:ind w:right="-810"/>
         <w:jc w:val="both"/>
         <w:rPr>
@@ -1093,6 +1156,7 @@
     </w:p>
     <w:p>
       <w:pPr>
+        <w:keepLines/>
         <w:ind w:right="-810" w:firstLine="720"/>
         <w:jc w:val="both"/>
         <w:rPr>
@@ -1116,6 +1180,8 @@
     </w:p>
     <w:p>
       <w:pPr>
+        <w:keepNext/>
+        <w:keepLines/>
         <w:ind w:right="-810"/>
         <w:jc w:val="both"/>
         <w:rPr>
@@ -1161,6 +1227,8 @@
     </w:p>
     <w:p>
       <w:pPr>
+        <w:keepNext/>
+        <w:keepLines/>
         <w:ind w:left="720" w:right="-810"/>
         <w:rPr>
           <w:rFonts w:ascii="Nirmala UI" w:hAnsi="Nirmala UI"/>
@@ -1183,6 +1251,8 @@
     </w:p>
     <w:p>
       <w:pPr>
+        <w:keepNext/>
+        <w:keepLines/>
         <w:ind w:left="1440" w:right="-810" w:hanging="720"/>
         <w:rPr>
           <w:rFonts w:ascii="Nirmala UI" w:hAnsi="Nirmala UI"/>
@@ -1204,6 +1274,8 @@
     </w:p>
     <w:p>
       <w:pPr>
+        <w:keepNext/>
+        <w:keepLines/>
         <w:ind w:left="1440" w:right="-810" w:hanging="720"/>
         <w:jc w:val="both"/>
         <w:rPr>
@@ -1227,6 +1299,8 @@
     </w:p>
     <w:p>
       <w:pPr>
+        <w:keepNext/>
+        <w:keepLines/>
         <w:ind w:left="1440" w:right="-810" w:hanging="720"/>
         <w:jc w:val="both"/>
         <w:rPr>
@@ -1250,6 +1324,8 @@
     </w:p>
     <w:p>
       <w:pPr>
+        <w:keepNext/>
+        <w:keepLines/>
         <w:ind w:left="1440" w:right="-810" w:hanging="720"/>
         <w:jc w:val="both"/>
         <w:rPr>
@@ -1273,6 +1349,8 @@
     </w:p>
     <w:p>
       <w:pPr>
+        <w:keepNext/>
+        <w:keepLines/>
         <w:ind w:left="1440" w:right="-810" w:hanging="720"/>
         <w:jc w:val="both"/>
         <w:rPr>
@@ -1296,6 +1374,8 @@
     </w:p>
     <w:p>
       <w:pPr>
+        <w:keepNext/>
+        <w:keepLines/>
         <w:ind w:left="1440" w:right="-810" w:hanging="720"/>
         <w:jc w:val="both"/>
         <w:rPr>
@@ -1319,6 +1399,7 @@
     </w:p>
     <w:p>
       <w:pPr>
+        <w:keepLines/>
         <w:ind w:left="1440" w:right="-810" w:hanging="720"/>
         <w:jc w:val="both"/>
         <w:rPr>
@@ -1342,6 +1423,8 @@
     </w:p>
     <w:p>
       <w:pPr>
+        <w:keepNext/>
+        <w:keepLines/>
         <w:ind w:left="720" w:right="-810" w:hanging="720"/>
         <w:jc w:val="both"/>
         <w:rPr>
@@ -1387,6 +1470,8 @@
     </w:p>
     <w:p>
       <w:pPr>
+        <w:keepNext/>
+        <w:keepLines/>
         <w:ind w:left="1440" w:right="-810" w:hanging="720"/>
         <w:jc w:val="both"/>
         <w:rPr>
@@ -1410,6 +1495,8 @@
     </w:p>
     <w:p>
       <w:pPr>
+        <w:keepNext/>
+        <w:keepLines/>
         <w:ind w:left="1440" w:right="-810" w:hanging="720"/>
         <w:jc w:val="both"/>
         <w:rPr>
@@ -1433,6 +1520,7 @@
     </w:p>
     <w:p>
       <w:pPr>
+        <w:keepLines/>
         <w:ind w:left="1440" w:right="-810" w:hanging="720"/>
         <w:jc w:val="both"/>
         <w:rPr>
@@ -1456,6 +1544,7 @@
     </w:p>
     <w:p>
       <w:pPr>
+        <w:keepLines/>
         <w:ind w:left="720" w:right="-810" w:hanging="720"/>
         <w:jc w:val="both"/>
         <w:rPr>
@@ -1509,6 +1598,7 @@
     </w:p>
     <w:p>
       <w:pPr>
+        <w:keepLines/>
         <w:ind w:left="720" w:right="-810" w:hanging="720"/>
         <w:jc w:val="both"/>
         <w:rPr>
@@ -1562,6 +1652,8 @@
     </w:p>
     <w:p>
       <w:pPr>
+        <w:keepNext/>
+        <w:keepLines/>
         <w:ind w:left="720" w:right="-810" w:hanging="720"/>
         <w:jc w:val="both"/>
         <w:rPr>
@@ -1607,6 +1699,8 @@
     </w:p>
     <w:p>
       <w:pPr>
+        <w:keepNext/>
+        <w:keepLines/>
         <w:ind w:left="720" w:right="-810"/>
         <w:jc w:val="both"/>
         <w:rPr>
@@ -1630,6 +1724,8 @@
     </w:p>
     <w:p>
       <w:pPr>
+        <w:keepNext/>
+        <w:keepLines/>
         <w:ind w:left="1440" w:right="-810" w:hanging="720"/>
         <w:jc w:val="both"/>
         <w:rPr>
@@ -1653,6 +1749,8 @@
     </w:p>
     <w:p>
       <w:pPr>
+        <w:keepNext/>
+        <w:keepLines/>
         <w:ind w:left="1440" w:right="-810" w:hanging="720"/>
         <w:jc w:val="both"/>
         <w:rPr>
@@ -1676,6 +1774,8 @@
     </w:p>
     <w:p>
       <w:pPr>
+        <w:keepNext/>
+        <w:keepLines/>
         <w:ind w:left="1440" w:right="-810" w:hanging="720"/>
         <w:jc w:val="both"/>
         <w:rPr>
@@ -1699,6 +1799,7 @@
     </w:p>
     <w:p>
       <w:pPr>
+        <w:keepLines/>
         <w:ind w:left="1440" w:right="-810" w:hanging="720"/>
         <w:jc w:val="both"/>
         <w:rPr>
@@ -1748,6 +1849,8 @@
     </w:p>
     <w:p>
       <w:pPr>
+        <w:keepNext/>
+        <w:keepLines/>
         <w:ind w:left="1440" w:right="-810" w:hanging="720"/>
         <w:jc w:val="both"/>
         <w:rPr>
@@ -1771,6 +1874,8 @@
     </w:p>
     <w:p>
       <w:pPr>
+        <w:keepNext/>
+        <w:keepLines/>
         <w:ind w:left="1440" w:right="-810" w:hanging="720"/>
         <w:jc w:val="both"/>
         <w:rPr>
@@ -1794,6 +1899,7 @@
     </w:p>
     <w:p>
       <w:pPr>
+        <w:keepLines/>
         <w:ind w:left="1440" w:right="-810" w:hanging="720"/>
         <w:jc w:val="both"/>
         <w:rPr>
@@ -1817,6 +1923,8 @@
     </w:p>
     <w:p>
       <w:pPr>
+        <w:keepNext/>
+        <w:keepLines/>
         <w:ind w:right="-810"/>
         <w:jc w:val="both"/>
         <w:rPr>
@@ -1862,6 +1970,7 @@
     </w:p>
     <w:p>
       <w:pPr>
+        <w:keepLines/>
         <w:ind w:left="720" w:right="-810"/>
         <w:jc w:val="both"/>
         <w:rPr>
@@ -1883,6 +1992,7 @@
     </w:p>
     <w:p>
       <w:pPr>
+        <w:keepLines/>
         <w:ind w:left="720" w:right="-810" w:hanging="720"/>
         <w:jc w:val="both"/>
         <w:rPr>
@@ -1936,6 +2046,7 @@
     </w:p>
     <w:p>
       <w:pPr>
+        <w:keepLines/>
         <w:ind w:left="720" w:right="-810" w:hanging="720"/>
         <w:jc w:val="both"/>
         <w:rPr>
@@ -1989,6 +2100,7 @@
     </w:p>
     <w:p>
       <w:pPr>
+        <w:keepLines/>
         <w:tabs>
           <w:tab w:val="left" w:pos="480"/>
         </w:tabs>
@@ -2989,6 +3101,8 @@
     </w:p>
     <w:p>
       <w:pPr>
+        <w:keepNext/>
+        <w:keepLines/>
         <w:tabs>
           <w:tab w:val="left" w:pos="480"/>
         </w:tabs>
@@ -3013,6 +3127,8 @@
     </w:p>
     <w:p>
       <w:pPr>
+        <w:keepNext/>
+        <w:keepLines/>
         <w:tabs>
           <w:tab w:val="left" w:pos="480"/>
         </w:tabs>
@@ -3035,6 +3151,8 @@
     </w:p>
     <w:p>
       <w:pPr>
+        <w:keepNext/>
+        <w:keepLines/>
         <w:tabs>
           <w:tab w:val="left" w:pos="480"/>
         </w:tabs>
@@ -3058,6 +3176,8 @@
     </w:p>
     <w:p>
       <w:pPr>
+        <w:keepNext/>
+        <w:keepLines/>
         <w:ind w:right="-810"/>
         <w:rPr>
           <w:rFonts w:ascii="Nirmala UI" w:hAnsi="Nirmala UI"/>
@@ -3076,6 +3196,7 @@
     </w:p>
     <w:p>
       <w:pPr>
+        <w:keepLines/>
         <w:ind w:right="-810"/>
         <w:jc w:val="both"/>
         <w:rPr>
@@ -3096,6 +3217,8 @@
     <w:p>
       <w:pPr>
         <w:pStyle w:val="CrPageStart"/>
+        <w:keepNext/>
+        <w:keepLines/>
         <w:jc w:val="center"/>
         <w:rPr>
           <w:rFonts w:ascii="Nirmala UI" w:hAnsi="Nirmala UI"/>
@@ -3111,6 +3234,8 @@
     <w:p>
       <w:pPr>
         <w:pStyle w:val="NoSpacing"/>
+        <w:keepNext/>
+        <w:keepLines/>
         <w:jc w:val="center"/>
         <w:rPr>
           <w:sz w:val="22"/>
@@ -3126,6 +3251,8 @@
     <w:p>
       <w:pPr>
         <w:pStyle w:val="BodyText"/>
+        <w:keepNext/>
+        <w:keepLines/>
         <w:spacing w:after="0"/>
         <w:ind w:right="29"/>
         <w:jc w:val="center"/>
@@ -3151,6 +3278,8 @@
     <w:p>
       <w:pPr>
         <w:pStyle w:val="BodyText"/>
+        <w:keepNext/>
+        <w:keepLines/>
         <w:spacing w:after="0"/>
         <w:ind w:right="29"/>
         <w:jc w:val="center"/>
@@ -3187,6 +3316,8 @@
     </w:p>
     <w:p>
       <w:pPr>
+        <w:keepNext/>
+        <w:keepLines/>
         <w:ind w:right="-806"/>
         <w:jc w:val="center"/>
         <w:rPr>
@@ -3212,6 +3343,7 @@
     </w:p>
     <w:p>
       <w:pPr>
+        <w:keepLines/>
         <w:ind w:right="-810"/>
         <w:jc w:val="center"/>
         <w:rPr>
@@ -3251,6 +3383,7 @@
     <w:p>
       <w:pPr>
         <w:pStyle w:val="BodyText"/>
+        <w:keepLines/>
         <w:spacing w:after="0"/>
         <w:ind w:left="720" w:right="-720" w:hanging="720"/>
         <w:jc w:val="both"/>
@@ -3357,6 +3490,7 @@
     </w:p>
     <w:p>
       <w:pPr>
+        <w:keepLines/>
         <w:ind w:left="720" w:right="-810" w:hanging="720"/>
         <w:jc w:val="both"/>
         <w:rPr>
@@ -3399,6 +3533,8 @@
     </w:p>
     <w:p>
       <w:pPr>
+        <w:keepNext/>
+        <w:keepLines/>
         <w:ind w:left="720" w:right="-810" w:hanging="720"/>
         <w:jc w:val="both"/>
         <w:rPr>
@@ -3455,6 +3591,8 @@
     </w:p>
     <w:p>
       <w:pPr>
+        <w:keepNext/>
+        <w:keepLines/>
         <w:tabs>
           <w:tab w:val="left" w:pos="720"/>
           <w:tab w:val="left" w:pos="1440"/>
@@ -3505,6 +3643,8 @@
     </w:p>
     <w:p>
       <w:pPr>
+        <w:keepNext/>
+        <w:keepLines/>
         <w:ind w:left="720" w:right="-810" w:hanging="720"/>
         <w:jc w:val="both"/>
         <w:rPr>
@@ -3543,6 +3683,8 @@
     </w:p>
     <w:p>
       <w:pPr>
+        <w:keepNext/>
+        <w:keepLines/>
         <w:ind w:left="720" w:right="-810" w:hanging="720"/>
         <w:jc w:val="both"/>
         <w:rPr>
@@ -3609,6 +3751,8 @@
     </w:p>
     <w:p>
       <w:pPr>
+        <w:keepNext/>
+        <w:keepLines/>
         <w:ind w:left="1440" w:right="-810" w:hanging="720"/>
         <w:jc w:val="both"/>
         <w:rPr>
@@ -3646,6 +3790,7 @@
     </w:p>
     <w:p>
       <w:pPr>
+        <w:keepLines/>
         <w:ind w:left="1440" w:right="-810" w:hanging="720"/>
         <w:jc w:val="both"/>
         <w:rPr>
@@ -3683,6 +3828,7 @@
     </w:p>
     <w:p>
       <w:pPr>
+        <w:keepLines/>
         <w:ind w:left="720" w:right="-810" w:hanging="720"/>
         <w:jc w:val="both"/>
         <w:rPr>
@@ -3729,6 +3875,7 @@
     </w:p>
     <w:p>
       <w:pPr>
+        <w:keepLines/>
         <w:ind w:left="720" w:right="-810" w:hanging="720"/>
         <w:jc w:val="both"/>
         <w:rPr>
@@ -3782,6 +3929,7 @@
     </w:p>
     <w:p>
       <w:pPr>
+        <w:keepLines/>
         <w:ind w:left="720" w:right="-810" w:hanging="720"/>
         <w:jc w:val="both"/>
         <w:rPr>
@@ -3835,6 +3983,8 @@
     </w:p>
     <w:p>
       <w:pPr>
+        <w:keepNext/>
+        <w:keepLines/>
         <w:ind w:left="720" w:right="-810" w:hanging="720"/>
         <w:jc w:val="both"/>
         <w:rPr>
@@ -3880,6 +4030,7 @@
     </w:p>
     <w:p>
       <w:pPr>
+        <w:keepLines/>
         <w:ind w:left="720" w:right="-810"/>
         <w:jc w:val="both"/>
         <w:rPr>
@@ -3901,6 +4052,7 @@
     </w:p>
     <w:p>
       <w:pPr>
+        <w:keepLines/>
         <w:ind w:left="720" w:right="-810" w:hanging="720"/>
         <w:jc w:val="both"/>
         <w:rPr>
@@ -3936,6 +4088,8 @@
     </w:p>
     <w:p>
       <w:pPr>
+        <w:keepNext/>
+        <w:keepLines/>
         <w:ind w:right="-810"/>
         <w:jc w:val="both"/>
         <w:rPr>
@@ -3971,6 +4125,7 @@
     </w:p>
     <w:p>
       <w:pPr>
+        <w:keepLines/>
         <w:ind w:left="1440" w:right="-810" w:hanging="720"/>
         <w:jc w:val="both"/>
         <w:rPr>
@@ -3992,6 +4147,8 @@
     </w:p>
     <w:p>
       <w:pPr>
+        <w:keepNext/>
+        <w:keepLines/>
         <w:ind w:right="-810"/>
         <w:jc w:val="both"/>
         <w:rPr>
@@ -4026,6 +4183,7 @@
     </w:p>
     <w:p>
       <w:pPr>
+        <w:keepLines/>
         <w:ind w:right="-810"/>
         <w:jc w:val="both"/>
         <w:rPr>
@@ -4048,6 +4206,7 @@
     </w:p>
     <w:p>
       <w:pPr>
+        <w:keepLines/>
         <w:ind w:left="720" w:right="-810" w:hanging="720"/>
         <w:jc w:val="both"/>
         <w:rPr>
@@ -4091,6 +4250,8 @@
     </w:p>
     <w:p>
       <w:pPr>
+        <w:keepNext/>
+        <w:keepLines/>
         <w:ind w:left="720" w:right="-810" w:hanging="720"/>
         <w:jc w:val="both"/>
         <w:rPr>
@@ -4136,6 +4297,8 @@
     </w:p>
     <w:p>
       <w:pPr>
+        <w:keepNext/>
+        <w:keepLines/>
         <w:ind w:left="1440" w:right="-810" w:hanging="720"/>
         <w:jc w:val="both"/>
         <w:rPr>
@@ -4160,6 +4323,8 @@
     </w:p>
     <w:p>
       <w:pPr>
+        <w:keepNext/>
+        <w:keepLines/>
         <w:ind w:left="1440" w:right="-810" w:hanging="720"/>
         <w:jc w:val="both"/>
         <w:rPr>
@@ -4183,6 +4348,8 @@
     </w:p>
     <w:p>
       <w:pPr>
+        <w:keepNext/>
+        <w:keepLines/>
         <w:ind w:left="1440" w:right="-810" w:hanging="720"/>
         <w:jc w:val="both"/>
         <w:rPr>
@@ -4206,6 +4373,8 @@
     </w:p>
     <w:p>
       <w:pPr>
+        <w:keepNext/>
+        <w:keepLines/>
         <w:ind w:left="1440" w:right="-810" w:hanging="720"/>
         <w:jc w:val="both"/>
         <w:rPr>
@@ -4229,6 +4398,8 @@
     </w:p>
     <w:p>
       <w:pPr>
+        <w:keepNext/>
+        <w:keepLines/>
         <w:ind w:left="1440" w:right="-810" w:hanging="720"/>
         <w:jc w:val="both"/>
         <w:rPr>
@@ -4252,6 +4423,8 @@
     </w:p>
     <w:p>
       <w:pPr>
+        <w:keepNext/>
+        <w:keepLines/>
         <w:ind w:left="1440" w:right="-810" w:hanging="720"/>
         <w:jc w:val="both"/>
         <w:rPr>
@@ -4275,6 +4448,8 @@
     </w:p>
     <w:p>
       <w:pPr>
+        <w:keepNext/>
+        <w:keepLines/>
         <w:ind w:left="1440" w:right="-810" w:hanging="720"/>
         <w:jc w:val="both"/>
         <w:rPr>
@@ -4297,6 +4472,8 @@
     </w:p>
     <w:p>
       <w:pPr>
+        <w:keepNext/>
+        <w:keepLines/>
         <w:ind w:left="1440" w:right="-810" w:hanging="720"/>
         <w:jc w:val="both"/>
         <w:rPr>
@@ -4320,6 +4497,7 @@
     </w:p>
     <w:p>
       <w:pPr>
+        <w:keepLines/>
         <w:ind w:left="1440" w:right="-810" w:hanging="720"/>
         <w:jc w:val="both"/>
         <w:rPr>
@@ -4343,6 +4521,7 @@
     </w:p>
     <w:p>
       <w:pPr>
+        <w:keepLines/>
         <w:ind w:left="720" w:right="-810" w:hanging="720"/>
         <w:jc w:val="both"/>
         <w:rPr>
@@ -4396,6 +4575,8 @@
     </w:p>
     <w:p>
       <w:pPr>
+        <w:keepNext/>
+        <w:keepLines/>
         <w:ind w:left="720" w:right="-810" w:hanging="720"/>
         <w:jc w:val="both"/>
         <w:rPr>
@@ -4440,6 +4621,7 @@
     </w:p>
     <w:p>
       <w:pPr>
+        <w:keepLines/>
         <w:ind w:left="720" w:right="-810" w:hanging="720"/>
         <w:jc w:val="both"/>
         <w:rPr>
@@ -4462,6 +4644,8 @@
     </w:p>
     <w:p>
       <w:pPr>
+        <w:keepNext/>
+        <w:keepLines/>
         <w:ind w:right="-810"/>
         <w:jc w:val="both"/>
         <w:rPr>
@@ -4505,6 +4689,7 @@
     </w:p>
     <w:p>
       <w:pPr>
+        <w:keepLines/>
         <w:ind w:left="1440" w:right="-810" w:hanging="720"/>
         <w:jc w:val="both"/>
         <w:rPr>
@@ -4528,6 +4713,8 @@
     </w:p>
     <w:p>
       <w:pPr>
+        <w:keepNext/>
+        <w:keepLines/>
         <w:ind w:left="720" w:right="-810" w:hanging="720"/>
         <w:jc w:val="both"/>
         <w:rPr>
@@ -4572,6 +4759,8 @@
     </w:p>
     <w:p>
       <w:pPr>
+        <w:keepNext/>
+        <w:keepLines/>
         <w:ind w:left="720" w:right="-810" w:hanging="720"/>
         <w:jc w:val="both"/>
         <w:rPr>
@@ -4594,6 +4783,7 @@
     </w:p>
     <w:p>
       <w:pPr>
+        <w:keepLines/>
         <w:ind w:left="720" w:right="-810" w:hanging="720"/>
         <w:jc w:val="both"/>
         <w:rPr>
@@ -4616,6 +4806,8 @@
     </w:p>
     <w:p>
       <w:pPr>
+        <w:keepNext/>
+        <w:keepLines/>
         <w:ind w:left="720" w:right="-810" w:hanging="720"/>
         <w:jc w:val="both"/>
         <w:rPr>
@@ -4661,6 +4853,8 @@
     </w:p>
     <w:p>
       <w:pPr>
+        <w:keepNext/>
+        <w:keepLines/>
         <w:ind w:left="720" w:right="-810"/>
         <w:jc w:val="both"/>
         <w:rPr>
@@ -4684,6 +4878,7 @@
     </w:p>
     <w:p>
       <w:pPr>
+        <w:keepLines/>
         <w:ind w:left="1440" w:right="-810" w:hanging="720"/>
         <w:jc w:val="both"/>
         <w:rPr>
@@ -4707,6 +4902,8 @@
     </w:p>
     <w:p>
       <w:pPr>
+        <w:keepNext/>
+        <w:keepLines/>
         <w:ind w:right="-810"/>
         <w:jc w:val="both"/>
         <w:rPr>
@@ -4752,6 +4949,8 @@
     </w:p>
     <w:p>
       <w:pPr>
+        <w:keepNext/>
+        <w:keepLines/>
         <w:ind w:left="720" w:right="-810"/>
         <w:jc w:val="both"/>
         <w:rPr>
@@ -4775,6 +4974,8 @@
     </w:p>
     <w:p>
       <w:pPr>
+        <w:keepNext/>
+        <w:keepLines/>
         <w:ind w:left="720" w:right="-810"/>
         <w:jc w:val="both"/>
         <w:rPr>
@@ -4799,6 +5000,8 @@
     </w:p>
     <w:p>
       <w:pPr>
+        <w:keepNext/>
+        <w:keepLines/>
         <w:ind w:left="720" w:right="-810"/>
         <w:jc w:val="both"/>
         <w:rPr>
@@ -4823,6 +5026,8 @@
     </w:p>
     <w:p>
       <w:pPr>
+        <w:keepNext/>
+        <w:keepLines/>
         <w:ind w:left="1440" w:right="-810" w:hanging="720"/>
         <w:jc w:val="both"/>
         <w:rPr>
@@ -4846,6 +5051,8 @@
     </w:p>
     <w:p>
       <w:pPr>
+        <w:keepNext/>
+        <w:keepLines/>
         <w:ind w:left="1440" w:right="-810" w:hanging="720"/>
         <w:jc w:val="both"/>
         <w:rPr>
@@ -4869,6 +5076,8 @@
     </w:p>
     <w:p>
       <w:pPr>
+        <w:keepNext/>
+        <w:keepLines/>
         <w:ind w:left="1440" w:right="-810" w:hanging="720"/>
         <w:jc w:val="both"/>
         <w:rPr>
@@ -4892,6 +5101,8 @@
     </w:p>
     <w:p>
       <w:pPr>
+        <w:keepNext/>
+        <w:keepLines/>
         <w:ind w:left="1440" w:right="-810" w:hanging="720"/>
         <w:jc w:val="both"/>
         <w:rPr>
@@ -4915,6 +5126,8 @@
     </w:p>
     <w:p>
       <w:pPr>
+        <w:keepNext/>
+        <w:keepLines/>
         <w:ind w:left="1440" w:right="-810" w:hanging="720"/>
         <w:jc w:val="both"/>
         <w:rPr>
@@ -4938,6 +5151,7 @@
     </w:p>
     <w:p>
       <w:pPr>
+        <w:keepLines/>
         <w:ind w:left="1440" w:right="-810" w:hanging="720"/>
         <w:jc w:val="both"/>
         <w:rPr>
@@ -4961,6 +5175,8 @@
     </w:p>
     <w:p>
       <w:pPr>
+        <w:keepNext/>
+        <w:keepLines/>
         <w:ind w:left="720" w:right="-810" w:hanging="720"/>
         <w:jc w:val="both"/>
         <w:rPr>
@@ -5004,6 +5220,8 @@
     </w:p>
     <w:p>
       <w:pPr>
+        <w:keepNext/>
+        <w:keepLines/>
         <w:ind w:left="720" w:right="-810"/>
         <w:jc w:val="both"/>
         <w:rPr>
@@ -5038,6 +5256,8 @@
     </w:p>
     <w:p>
       <w:pPr>
+        <w:keepNext/>
+        <w:keepLines/>
         <w:ind w:left="1440" w:right="-810" w:hanging="720"/>
         <w:jc w:val="both"/>
         <w:rPr>
@@ -5061,6 +5281,8 @@
     </w:p>
     <w:p>
       <w:pPr>
+        <w:keepNext/>
+        <w:keepLines/>
         <w:ind w:left="1440" w:right="-810" w:hanging="720"/>
         <w:jc w:val="both"/>
         <w:rPr>
@@ -5084,6 +5306,8 @@
     </w:p>
     <w:p>
       <w:pPr>
+        <w:keepNext/>
+        <w:keepLines/>
         <w:ind w:left="1440" w:right="-810" w:hanging="720"/>
         <w:jc w:val="both"/>
         <w:rPr>
@@ -5107,6 +5331,8 @@
     </w:p>
     <w:p>
       <w:pPr>
+        <w:keepNext/>
+        <w:keepLines/>
         <w:ind w:left="1440" w:right="-810" w:hanging="720"/>
         <w:jc w:val="both"/>
         <w:rPr>
@@ -5130,6 +5356,8 @@
     </w:p>
     <w:p>
       <w:pPr>
+        <w:keepNext/>
+        <w:keepLines/>
         <w:ind w:left="1440" w:right="-810" w:hanging="720"/>
         <w:jc w:val="both"/>
         <w:rPr>
@@ -5152,6 +5380,8 @@
     </w:p>
     <w:p>
       <w:pPr>
+        <w:keepNext/>
+        <w:keepLines/>
         <w:ind w:left="1440" w:right="-810" w:hanging="720"/>
         <w:jc w:val="both"/>
         <w:rPr>
@@ -5175,6 +5405,8 @@
     </w:p>
     <w:p>
       <w:pPr>
+        <w:keepNext/>
+        <w:keepLines/>
         <w:ind w:left="1440" w:right="-810" w:hanging="720"/>
         <w:jc w:val="both"/>
         <w:rPr>
@@ -5198,6 +5430,7 @@
     </w:p>
     <w:p>
       <w:pPr>
+        <w:keepLines/>
         <w:ind w:left="1440" w:right="-810" w:hanging="720"/>
         <w:jc w:val="both"/>
         <w:rPr>
@@ -5221,6 +5454,8 @@
     </w:p>
     <w:p>
       <w:pPr>
+        <w:keepNext/>
+        <w:keepLines/>
         <w:ind w:left="720" w:right="-810" w:hanging="720"/>
         <w:jc w:val="both"/>
         <w:rPr>
@@ -5266,6 +5501,7 @@
     </w:p>
     <w:p>
       <w:pPr>
+        <w:keepLines/>
         <w:ind w:left="720" w:right="-810" w:hanging="720"/>
         <w:jc w:val="both"/>
         <w:rPr>
@@ -5297,6 +5533,7 @@
     </w:p>
     <w:p>
       <w:pPr>
+        <w:keepLines/>
         <w:ind w:left="720" w:right="-810" w:hanging="720"/>
         <w:jc w:val="both"/>
         <w:rPr>
@@ -5341,6 +5578,7 @@
     </w:p>
     <w:p>
       <w:pPr>
+        <w:keepLines/>
         <w:ind w:left="720" w:right="-810" w:hanging="720"/>
         <w:jc w:val="both"/>
         <w:rPr>
@@ -5424,6 +5662,7 @@
     </w:p>
     <w:p>
       <w:pPr>
+        <w:keepLines/>
         <w:ind w:left="720" w:right="-810" w:hanging="720"/>
         <w:jc w:val="both"/>
         <w:rPr>
@@ -5477,6 +5716,8 @@
     </w:p>
     <w:p>
       <w:pPr>
+        <w:keepNext/>
+        <w:keepLines/>
         <w:ind w:left="720" w:right="-810" w:hanging="720"/>
         <w:jc w:val="both"/>
         <w:rPr>
@@ -5530,6 +5771,7 @@
     </w:p>
     <w:p>
       <w:pPr>
+        <w:keepLines/>
         <w:ind w:left="720" w:right="-810" w:hanging="720"/>
         <w:jc w:val="both"/>
         <w:rPr>
@@ -5552,6 +5794,8 @@
     </w:p>
     <w:p>
       <w:pPr>
+        <w:keepNext/>
+        <w:keepLines/>
         <w:ind w:left="720" w:right="-810" w:hanging="720"/>
         <w:jc w:val="both"/>
         <w:rPr>
@@ -5597,6 +5841,8 @@
     </w:p>
     <w:p>
       <w:pPr>
+        <w:keepNext/>
+        <w:keepLines/>
         <w:ind w:left="1440" w:right="-810" w:hanging="720"/>
         <w:jc w:val="both"/>
         <w:rPr>
@@ -5620,6 +5866,8 @@
     </w:p>
     <w:p>
       <w:pPr>
+        <w:keepNext/>
+        <w:keepLines/>
         <w:ind w:left="1440" w:right="-810" w:hanging="720"/>
         <w:jc w:val="both"/>
         <w:rPr>
@@ -5643,6 +5891,8 @@
     </w:p>
     <w:p>
       <w:pPr>
+        <w:keepNext/>
+        <w:keepLines/>
         <w:ind w:left="1440" w:right="-810" w:hanging="720"/>
         <w:jc w:val="both"/>
         <w:rPr>
@@ -5666,6 +5916,7 @@
     </w:p>
     <w:p>
       <w:pPr>
+        <w:keepLines/>
         <w:ind w:left="1440" w:right="-810" w:hanging="720"/>
         <w:jc w:val="both"/>
         <w:rPr>
@@ -5689,6 +5940,8 @@
     </w:p>
     <w:p>
       <w:pPr>
+        <w:keepNext/>
+        <w:keepLines/>
         <w:ind w:left="720" w:right="-810" w:hanging="720"/>
         <w:jc w:val="both"/>
         <w:rPr>
@@ -5734,6 +5987,8 @@
     </w:p>
     <w:p>
       <w:pPr>
+        <w:keepNext/>
+        <w:keepLines/>
         <w:ind w:left="1440" w:right="-810" w:hanging="720"/>
         <w:jc w:val="both"/>
         <w:rPr>
@@ -5757,6 +6012,8 @@
     </w:p>
     <w:p>
       <w:pPr>
+        <w:keepNext/>
+        <w:keepLines/>
         <w:ind w:left="1440" w:right="-810" w:hanging="720"/>
         <w:jc w:val="both"/>
         <w:rPr>
@@ -5780,6 +6037,8 @@
     </w:p>
     <w:p>
       <w:pPr>
+        <w:keepNext/>
+        <w:keepLines/>
         <w:ind w:left="1440" w:right="-810" w:hanging="720"/>
         <w:jc w:val="both"/>
         <w:rPr>
@@ -5803,6 +6062,8 @@
     </w:p>
     <w:p>
       <w:pPr>
+        <w:keepNext/>
+        <w:keepLines/>
         <w:ind w:left="1440" w:right="-810" w:hanging="720"/>
         <w:jc w:val="both"/>
         <w:rPr>
@@ -5826,6 +6087,8 @@
     </w:p>
     <w:p>
       <w:pPr>
+        <w:keepNext/>
+        <w:keepLines/>
         <w:ind w:left="1440" w:right="-810" w:hanging="720"/>
         <w:jc w:val="both"/>
         <w:rPr>
@@ -5849,6 +6112,7 @@
     </w:p>
     <w:p>
       <w:pPr>
+        <w:keepLines/>
         <w:ind w:left="1440" w:right="-810" w:hanging="720"/>
         <w:jc w:val="both"/>
         <w:rPr>
@@ -5872,6 +6136,8 @@
     </w:p>
     <w:p>
       <w:pPr>
+        <w:keepNext/>
+        <w:keepLines/>
         <w:ind w:left="720" w:right="-810" w:hanging="720"/>
         <w:jc w:val="both"/>
         <w:rPr>
@@ -5917,6 +6183,8 @@
     </w:p>
     <w:p>
       <w:pPr>
+        <w:keepNext/>
+        <w:keepLines/>
         <w:ind w:left="1440" w:right="-810" w:hanging="720"/>
         <w:jc w:val="both"/>
         <w:rPr>
@@ -5940,6 +6208,7 @@
     </w:p>
     <w:p>
       <w:pPr>
+        <w:keepLines/>
         <w:ind w:left="1440" w:right="-810" w:hanging="720"/>
         <w:jc w:val="both"/>
         <w:rPr>
@@ -5963,6 +6232,8 @@
     </w:p>
     <w:p>
       <w:pPr>
+        <w:keepNext/>
+        <w:keepLines/>
         <w:ind w:right="-810"/>
         <w:jc w:val="both"/>
         <w:rPr>
@@ -6008,6 +6279,8 @@
     </w:p>
     <w:p>
       <w:pPr>
+        <w:keepNext/>
+        <w:keepLines/>
         <w:ind w:left="720" w:right="-810"/>
         <w:jc w:val="both"/>
         <w:rPr>
@@ -6031,6 +6304,8 @@
     </w:p>
     <w:p>
       <w:pPr>
+        <w:keepNext/>
+        <w:keepLines/>
         <w:ind w:left="720" w:right="-810"/>
         <w:jc w:val="both"/>
         <w:rPr>
@@ -6054,6 +6329,8 @@
     </w:p>
     <w:p>
       <w:pPr>
+        <w:keepNext/>
+        <w:keepLines/>
         <w:ind w:left="720" w:right="-810"/>
         <w:jc w:val="both"/>
         <w:rPr>
@@ -6077,6 +6354,8 @@
     </w:p>
     <w:p>
       <w:pPr>
+        <w:keepNext/>
+        <w:keepLines/>
         <w:ind w:left="720" w:right="-810"/>
         <w:jc w:val="both"/>
         <w:rPr>
@@ -6101,6 +6380,8 @@
     </w:p>
     <w:p>
       <w:pPr>
+        <w:keepNext/>
+        <w:keepLines/>
         <w:ind w:left="720" w:right="-810"/>
         <w:jc w:val="both"/>
         <w:rPr>
@@ -6125,6 +6406,8 @@
     </w:p>
     <w:p>
       <w:pPr>
+        <w:keepNext/>
+        <w:keepLines/>
         <w:ind w:left="1440" w:right="-810" w:hanging="720"/>
         <w:jc w:val="both"/>
         <w:rPr>
@@ -6148,6 +6431,8 @@
     </w:p>
     <w:p>
       <w:pPr>
+        <w:keepNext/>
+        <w:keepLines/>
         <w:ind w:left="1440" w:right="-810" w:hanging="720"/>
         <w:jc w:val="both"/>
         <w:rPr>
@@ -6170,6 +6455,7 @@
     </w:p>
     <w:p>
       <w:pPr>
+        <w:keepLines/>
         <w:ind w:left="1440" w:right="-810" w:hanging="720"/>
         <w:jc w:val="both"/>
         <w:rPr>
@@ -6193,6 +6479,7 @@
     </w:p>
     <w:p>
       <w:pPr>
+        <w:keepLines/>
         <w:ind w:left="720" w:right="-810" w:hanging="720"/>
         <w:jc w:val="both"/>
         <w:rPr>
@@ -6247,6 +6534,7 @@
     </w:p>
     <w:p>
       <w:pPr>
+        <w:keepLines/>
         <w:ind w:left="720" w:right="-810" w:hanging="720"/>
         <w:jc w:val="both"/>
         <w:rPr>
@@ -6300,6 +6588,7 @@
     </w:p>
     <w:p>
       <w:pPr>
+        <w:keepLines/>
         <w:ind w:left="720" w:right="-810" w:hanging="720"/>
         <w:jc w:val="both"/>
         <w:rPr>
@@ -6353,6 +6642,8 @@
     </w:p>
     <w:p>
       <w:pPr>
+        <w:keepNext/>
+        <w:keepLines/>
         <w:ind w:left="720" w:right="-810" w:hanging="720"/>
         <w:jc w:val="both"/>
         <w:rPr>
@@ -6398,6 +6689,7 @@
     </w:p>
     <w:p>
       <w:pPr>
+        <w:keepLines/>
         <w:ind w:left="720" w:right="-810" w:hanging="720"/>
         <w:jc w:val="both"/>
         <w:rPr>
@@ -6420,6 +6712,8 @@
     </w:p>
     <w:p>
       <w:pPr>
+        <w:keepNext/>
+        <w:keepLines/>
         <w:ind w:left="720" w:right="-810" w:hanging="720"/>
         <w:jc w:val="both"/>
         <w:rPr>
@@ -6465,6 +6759,8 @@
     </w:p>
     <w:p>
       <w:pPr>
+        <w:keepNext/>
+        <w:keepLines/>
         <w:ind w:left="1440" w:right="-810" w:hanging="720"/>
         <w:jc w:val="both"/>
         <w:rPr>
@@ -6488,6 +6784,8 @@
     </w:p>
     <w:p>
       <w:pPr>
+        <w:keepNext/>
+        <w:keepLines/>
         <w:ind w:left="1440" w:right="-810" w:hanging="720"/>
         <w:jc w:val="both"/>
         <w:rPr>
@@ -6511,6 +6809,7 @@
     </w:p>
     <w:p>
       <w:pPr>
+        <w:keepLines/>
         <w:ind w:left="1440" w:right="-810" w:hanging="720"/>
         <w:jc w:val="both"/>
         <w:rPr>
@@ -6533,6 +6832,7 @@
     </w:p>
     <w:p>
       <w:pPr>
+        <w:keepLines/>
         <w:ind w:left="720" w:right="-810" w:hanging="720"/>
         <w:jc w:val="both"/>
         <w:rPr>
@@ -6586,6 +6886,8 @@
     </w:p>
     <w:p>
       <w:pPr>
+        <w:keepNext/>
+        <w:keepLines/>
         <w:ind w:left="720" w:right="-810" w:hanging="720"/>
         <w:jc w:val="both"/>
         <w:rPr>
@@ -6631,6 +6933,8 @@
     </w:p>
     <w:p>
       <w:pPr>
+        <w:keepNext/>
+        <w:keepLines/>
         <w:ind w:left="1440" w:right="-810" w:hanging="720"/>
         <w:jc w:val="both"/>
         <w:rPr>
@@ -6654,6 +6958,7 @@
     </w:p>
     <w:p>
       <w:pPr>
+        <w:keepLines/>
         <w:ind w:left="1440" w:right="-810" w:hanging="720"/>
         <w:jc w:val="both"/>
         <w:rPr>
@@ -6677,6 +6982,8 @@
     </w:p>
     <w:p>
       <w:pPr>
+        <w:keepNext/>
+        <w:keepLines/>
         <w:ind w:right="-810"/>
         <w:jc w:val="both"/>
         <w:rPr>
@@ -6730,6 +7037,8 @@
     </w:p>
     <w:p>
       <w:pPr>
+        <w:keepNext/>
+        <w:keepLines/>
         <w:ind w:left="1440" w:right="-810" w:hanging="720"/>
         <w:jc w:val="both"/>
         <w:rPr>
@@ -6753,6 +7062,8 @@
     </w:p>
     <w:p>
       <w:pPr>
+        <w:keepNext/>
+        <w:keepLines/>
         <w:ind w:left="1440" w:right="-810" w:hanging="720"/>
         <w:jc w:val="both"/>
         <w:rPr>
@@ -6776,6 +7087,7 @@
     </w:p>
     <w:p>
       <w:pPr>
+        <w:keepLines/>
         <w:ind w:left="1440" w:right="-810" w:hanging="720"/>
         <w:jc w:val="both"/>
         <w:rPr>
@@ -6799,6 +7111,7 @@
     </w:p>
     <w:p>
       <w:pPr>
+        <w:keepLines/>
         <w:ind w:left="720" w:right="-810" w:hanging="720"/>
         <w:jc w:val="both"/>
         <w:rPr>
@@ -6860,6 +7173,8 @@
     </w:p>
     <w:p>
       <w:pPr>
+        <w:keepNext/>
+        <w:keepLines/>
         <w:ind w:left="720" w:right="-810" w:hanging="720"/>
         <w:jc w:val="both"/>
         <w:rPr>
@@ -6909,6 +7224,8 @@
     </w:p>
     <w:p>
       <w:pPr>
+        <w:keepNext/>
+        <w:keepLines/>
         <w:ind w:left="1440" w:right="-810" w:hanging="720"/>
         <w:jc w:val="both"/>
         <w:rPr>
@@ -6934,6 +7251,8 @@
     </w:p>
     <w:p>
       <w:pPr>
+        <w:keepNext/>
+        <w:keepLines/>
         <w:ind w:left="1440" w:right="-810" w:hanging="720"/>
         <w:jc w:val="both"/>
         <w:rPr>
@@ -6957,6 +7276,8 @@
     </w:p>
     <w:p>
       <w:pPr>
+        <w:keepNext/>
+        <w:keepLines/>
         <w:ind w:left="1440" w:right="-810" w:hanging="720"/>
         <w:jc w:val="both"/>
         <w:rPr>
@@ -6980,6 +7301,8 @@
     </w:p>
     <w:p>
       <w:pPr>
+        <w:keepNext/>
+        <w:keepLines/>
         <w:ind w:left="1440" w:right="-810" w:hanging="720"/>
         <w:jc w:val="both"/>
         <w:rPr>
@@ -7003,6 +7326,8 @@
     </w:p>
     <w:p>
       <w:pPr>
+        <w:keepNext/>
+        <w:keepLines/>
         <w:ind w:left="1440" w:right="-810" w:hanging="720"/>
         <w:jc w:val="both"/>
         <w:rPr>
@@ -7026,6 +7351,8 @@
     </w:p>
     <w:p>
       <w:pPr>
+        <w:keepNext/>
+        <w:keepLines/>
         <w:ind w:left="1440" w:right="-810" w:hanging="720"/>
         <w:jc w:val="both"/>
         <w:rPr>
@@ -7049,6 +7376,7 @@
     </w:p>
     <w:p>
       <w:pPr>
+        <w:keepLines/>
         <w:ind w:left="1440" w:right="-810" w:hanging="720"/>
         <w:jc w:val="both"/>
         <w:rPr>
@@ -7072,6 +7400,8 @@
     </w:p>
     <w:p>
       <w:pPr>
+        <w:keepNext/>
+        <w:keepLines/>
         <w:ind w:left="720" w:right="-810" w:hanging="720"/>
         <w:jc w:val="both"/>
         <w:rPr>
@@ -7117,6 +7447,8 @@
     </w:p>
     <w:p>
       <w:pPr>
+        <w:keepNext/>
+        <w:keepLines/>
         <w:ind w:left="1440" w:right="-810" w:hanging="720"/>
         <w:jc w:val="both"/>
         <w:rPr>
@@ -7140,6 +7472,8 @@
     </w:p>
     <w:p>
       <w:pPr>
+        <w:keepNext/>
+        <w:keepLines/>
         <w:ind w:left="1440" w:right="-810"/>
         <w:jc w:val="both"/>
         <w:rPr>
@@ -7161,6 +7495,8 @@
     </w:p>
     <w:p>
       <w:pPr>
+        <w:keepNext/>
+        <w:keepLines/>
         <w:ind w:left="1440" w:right="-810" w:hanging="720"/>
         <w:jc w:val="both"/>
         <w:rPr>
@@ -7184,6 +7520,7 @@
     </w:p>
     <w:p>
       <w:pPr>
+        <w:keepLines/>
         <w:ind w:left="1440" w:right="-810" w:hanging="720"/>
         <w:jc w:val="both"/>
         <w:rPr>
@@ -7207,6 +7544,8 @@
     </w:p>
     <w:p>
       <w:pPr>
+        <w:keepNext/>
+        <w:keepLines/>
         <w:ind w:right="-810"/>
         <w:jc w:val="both"/>
         <w:rPr>
@@ -7252,6 +7591,7 @@
     </w:p>
     <w:p>
       <w:pPr>
+        <w:keepLines/>
         <w:ind w:left="709" w:right="-810"/>
         <w:jc w:val="both"/>
         <w:rPr>
@@ -7275,6 +7615,8 @@
     </w:p>
     <w:p>
       <w:pPr>
+        <w:keepNext/>
+        <w:keepLines/>
         <w:ind w:left="720" w:right="-810" w:hanging="720"/>
         <w:jc w:val="both"/>
         <w:rPr>
@@ -7320,6 +7662,8 @@
     </w:p>
     <w:p>
       <w:pPr>
+        <w:keepNext/>
+        <w:keepLines/>
         <w:ind w:left="1440" w:right="-810" w:hanging="720"/>
         <w:jc w:val="both"/>
         <w:rPr>
@@ -7343,6 +7687,8 @@
     </w:p>
     <w:p>
       <w:pPr>
+        <w:keepNext/>
+        <w:keepLines/>
         <w:ind w:left="1440" w:right="-810" w:hanging="720"/>
         <w:jc w:val="both"/>
         <w:rPr>
@@ -7366,6 +7712,8 @@
     </w:p>
     <w:p>
       <w:pPr>
+        <w:keepNext/>
+        <w:keepLines/>
         <w:ind w:left="1440" w:right="-810" w:hanging="720"/>
         <w:jc w:val="both"/>
         <w:rPr>
@@ -7389,6 +7737,8 @@
     </w:p>
     <w:p>
       <w:pPr>
+        <w:keepNext/>
+        <w:keepLines/>
         <w:ind w:left="1440" w:right="-810" w:hanging="720"/>
         <w:jc w:val="both"/>
         <w:rPr>
@@ -7412,6 +7762,8 @@
     </w:p>
     <w:p>
       <w:pPr>
+        <w:keepNext/>
+        <w:keepLines/>
         <w:ind w:left="1440" w:right="-810" w:hanging="720"/>
         <w:jc w:val="both"/>
         <w:rPr>
@@ -7434,6 +7786,8 @@
     </w:p>
     <w:p>
       <w:pPr>
+        <w:keepNext/>
+        <w:keepLines/>
         <w:ind w:left="1440" w:right="-810" w:hanging="720"/>
         <w:jc w:val="both"/>
         <w:rPr>
@@ -7457,6 +7811,7 @@
     </w:p>
     <w:p>
       <w:pPr>
+        <w:keepLines/>
         <w:ind w:left="1440" w:right="-810" w:hanging="720"/>
         <w:jc w:val="both"/>
         <w:rPr>
@@ -7480,6 +7835,8 @@
     </w:p>
     <w:p>
       <w:pPr>
+        <w:keepNext/>
+        <w:keepLines/>
         <w:ind w:left="720" w:right="-810" w:hanging="720"/>
         <w:jc w:val="both"/>
         <w:rPr>
@@ -7525,6 +7882,8 @@
     </w:p>
     <w:p>
       <w:pPr>
+        <w:keepNext/>
+        <w:keepLines/>
         <w:ind w:left="720" w:right="-810"/>
         <w:jc w:val="both"/>
         <w:rPr>
@@ -7548,6 +7907,8 @@
     </w:p>
     <w:p>
       <w:pPr>
+        <w:keepNext/>
+        <w:keepLines/>
         <w:ind w:left="1440" w:right="-810" w:hanging="720"/>
         <w:jc w:val="both"/>
         <w:rPr>
@@ -7571,6 +7932,8 @@
     </w:p>
     <w:p>
       <w:pPr>
+        <w:keepNext/>
+        <w:keepLines/>
         <w:ind w:left="1440" w:right="-810" w:hanging="720"/>
         <w:jc w:val="both"/>
         <w:rPr>
@@ -7594,6 +7957,7 @@
     </w:p>
     <w:p>
       <w:pPr>
+        <w:keepLines/>
         <w:ind w:left="1440" w:right="-810" w:hanging="720"/>
         <w:jc w:val="both"/>
         <w:rPr>
@@ -7617,6 +7981,8 @@
     </w:p>
     <w:p>
       <w:pPr>
+        <w:keepNext/>
+        <w:keepLines/>
         <w:ind w:left="720" w:right="-810" w:hanging="720"/>
         <w:jc w:val="both"/>
         <w:rPr>
@@ -7671,6 +8037,7 @@
     </w:p>
     <w:p>
       <w:pPr>
+        <w:keepLines/>
         <w:ind w:left="720" w:right="-810"/>
         <w:jc w:val="both"/>
         <w:rPr>
@@ -7692,6 +8059,7 @@
     </w:p>
     <w:p>
       <w:pPr>
+        <w:keepLines/>
         <w:ind w:left="720" w:right="-810" w:hanging="720"/>
         <w:jc w:val="both"/>
         <w:rPr>
@@ -7745,6 +8113,8 @@
     </w:p>
     <w:p>
       <w:pPr>
+        <w:keepNext/>
+        <w:keepLines/>
         <w:ind w:left="720" w:right="-810" w:hanging="720"/>
         <w:jc w:val="both"/>
         <w:rPr>
@@ -7790,6 +8160,8 @@
     </w:p>
     <w:p>
       <w:pPr>
+        <w:keepNext/>
+        <w:keepLines/>
         <w:ind w:left="720" w:right="-810"/>
         <w:rPr>
           <w:rFonts w:ascii="Nirmala UI" w:hAnsi="Nirmala UI"/>
@@ -7812,6 +8184,7 @@
     </w:p>
     <w:p>
       <w:pPr>
+        <w:keepLines/>
         <w:ind w:left="1440" w:right="-810" w:hanging="720"/>
         <w:jc w:val="both"/>
         <w:rPr>
@@ -7835,6 +8208,8 @@
     </w:p>
     <w:p>
       <w:pPr>
+        <w:keepNext/>
+        <w:keepLines/>
         <w:ind w:left="720" w:right="-810" w:hanging="720"/>
         <w:jc w:val="both"/>
         <w:rPr>
@@ -7880,6 +8255,8 @@
     </w:p>
     <w:p>
       <w:pPr>
+        <w:keepNext/>
+        <w:keepLines/>
         <w:ind w:left="1440" w:right="-810" w:hanging="720"/>
         <w:jc w:val="both"/>
         <w:rPr>
@@ -7903,6 +8280,8 @@
     </w:p>
     <w:p>
       <w:pPr>
+        <w:keepNext/>
+        <w:keepLines/>
         <w:ind w:left="1440" w:right="-810"/>
         <w:jc w:val="both"/>
         <w:rPr>
@@ -7924,6 +8303,8 @@
     </w:p>
     <w:p>
       <w:pPr>
+        <w:keepNext/>
+        <w:keepLines/>
         <w:ind w:left="1440" w:right="-810" w:hanging="720"/>
         <w:jc w:val="both"/>
         <w:rPr>
@@ -7947,6 +8328,8 @@
     </w:p>
     <w:p>
       <w:pPr>
+        <w:keepNext/>
+        <w:keepLines/>
         <w:ind w:left="1440" w:right="-810" w:hanging="720"/>
         <w:jc w:val="both"/>
         <w:rPr>
@@ -7970,6 +8353,8 @@
     </w:p>
     <w:p>
       <w:pPr>
+        <w:keepNext/>
+        <w:keepLines/>
         <w:ind w:left="1440" w:right="-810" w:hanging="720"/>
         <w:jc w:val="both"/>
         <w:rPr>
@@ -7993,6 +8378,7 @@
     </w:p>
     <w:p>
       <w:pPr>
+        <w:keepLines/>
         <w:ind w:left="1440" w:right="-810" w:hanging="720"/>
         <w:jc w:val="both"/>
         <w:rPr>
@@ -8016,6 +8402,8 @@
     </w:p>
     <w:p>
       <w:pPr>
+        <w:keepNext/>
+        <w:keepLines/>
         <w:tabs>
           <w:tab w:val="left" w:pos="720"/>
         </w:tabs>
@@ -8072,6 +8460,8 @@
     </w:p>
     <w:p>
       <w:pPr>
+        <w:keepNext/>
+        <w:keepLines/>
         <w:tabs>
           <w:tab w:val="left" w:pos="720"/>
         </w:tabs>
@@ -8108,6 +8498,7 @@
     </w:p>
     <w:p>
       <w:pPr>
+        <w:keepLines/>
         <w:tabs>
           <w:tab w:val="left" w:pos="720"/>
         </w:tabs>
@@ -8144,6 +8535,8 @@
     </w:p>
     <w:p>
       <w:pPr>
+        <w:keepNext/>
+        <w:keepLines/>
         <w:tabs>
           <w:tab w:val="left" w:pos="720"/>
         </w:tabs>
@@ -8191,6 +8584,8 @@
     </w:p>
     <w:p>
       <w:pPr>
+        <w:keepNext/>
+        <w:keepLines/>
         <w:tabs>
           <w:tab w:val="left" w:pos="720"/>
         </w:tabs>
@@ -8226,6 +8621,8 @@
     </w:p>
     <w:p>
       <w:pPr>
+        <w:keepNext/>
+        <w:keepLines/>
         <w:tabs>
           <w:tab w:val="left" w:pos="720"/>
         </w:tabs>
@@ -8262,6 +8659,7 @@
     </w:p>
     <w:p>
       <w:pPr>
+        <w:keepLines/>
         <w:tabs>
           <w:tab w:val="left" w:pos="720"/>
         </w:tabs>
@@ -8289,6 +8687,7 @@
     </w:p>
     <w:p>
       <w:pPr>
+        <w:keepLines/>
         <w:tabs>
           <w:tab w:val="left" w:pos="720"/>
         </w:tabs>
@@ -8335,6 +8734,8 @@
     </w:p>
     <w:p>
       <w:pPr>
+        <w:keepNext/>
+        <w:keepLines/>
         <w:tabs>
           <w:tab w:val="left" w:pos="720"/>
         </w:tabs>
@@ -8390,6 +8791,8 @@
     </w:p>
     <w:p>
       <w:pPr>
+        <w:keepNext/>
+        <w:keepLines/>
         <w:tabs>
           <w:tab w:val="left" w:pos="720"/>
         </w:tabs>
@@ -8416,6 +8819,8 @@
     </w:p>
     <w:p>
       <w:pPr>
+        <w:keepNext/>
+        <w:keepLines/>
         <w:tabs>
           <w:tab w:val="left" w:pos="720"/>
         </w:tabs>
@@ -8442,6 +8847,7 @@
     </w:p>
     <w:p>
       <w:pPr>
+        <w:keepLines/>
         <w:tabs>
           <w:tab w:val="left" w:pos="720"/>
         </w:tabs>
@@ -8468,6 +8874,7 @@
     </w:p>
     <w:p>
       <w:pPr>
+        <w:keepLines/>
         <w:tabs>
           <w:tab w:val="left" w:pos="720"/>
         </w:tabs>
@@ -8524,6 +8931,7 @@
     </w:p>
     <w:p>
       <w:pPr>
+        <w:keepLines/>
         <w:tabs>
           <w:tab w:val="left" w:pos="720"/>
         </w:tabs>
@@ -8580,6 +8988,7 @@
     </w:p>
     <w:p>
       <w:pPr>
+        <w:keepLines/>
         <w:tabs>
           <w:tab w:val="left" w:pos="480"/>
         </w:tabs>
@@ -9495,6 +9904,8 @@
     </w:tbl>
     <w:p>
       <w:pPr>
+        <w:keepNext/>
+        <w:keepLines/>
         <w:tabs>
           <w:tab w:val="left" w:pos="480"/>
         </w:tabs>
@@ -9519,6 +9930,8 @@
     </w:p>
     <w:p>
       <w:pPr>
+        <w:keepNext/>
+        <w:keepLines/>
         <w:tabs>
           <w:tab w:val="left" w:pos="480"/>
         </w:tabs>
@@ -9541,6 +9954,8 @@
     </w:p>
     <w:p>
       <w:pPr>
+        <w:keepNext/>
+        <w:keepLines/>
         <w:tabs>
           <w:tab w:val="left" w:pos="480"/>
         </w:tabs>
@@ -9564,6 +9979,8 @@
     </w:p>
     <w:p>
       <w:pPr>
+        <w:keepNext/>
+        <w:keepLines/>
         <w:ind w:right="-810"/>
         <w:rPr>
           <w:rFonts w:ascii="Nirmala UI" w:hAnsi="Nirmala UI"/>
@@ -9582,6 +9999,7 @@
     </w:p>
     <w:p>
       <w:pPr>
+        <w:keepLines/>
         <w:ind w:right="-810"/>
         <w:jc w:val="both"/>
         <w:rPr>
@@ -9602,6 +10020,7 @@
     <w:p>
       <w:pPr>
         <w:pStyle w:val="CrPageStart"/>
+        <w:keepLines/>
         <w:jc w:val="right"/>
         <w:tabs>
           <w:tab w:val="left" w:pos="480"/>
@@ -9635,6 +10054,8 @@
     </w:p>
     <w:p>
       <w:pPr>
+        <w:keepNext/>
+        <w:keepLines/>
         <w:spacing w:line="276" w:lineRule="auto"/>
         <w:ind w:right="-810"/>
         <w:rPr>
@@ -9656,6 +10077,8 @@
     </w:p>
     <w:p>
       <w:pPr>
+        <w:keepNext/>
+        <w:keepLines/>
         <w:spacing w:line="276" w:lineRule="auto"/>
         <w:ind w:right="-810"/>
         <w:rPr>
@@ -9677,6 +10100,7 @@
     </w:p>
     <w:p>
       <w:pPr>
+        <w:keepLines/>
         <w:spacing w:line="276" w:lineRule="auto"/>
         <w:ind w:right="-810"/>
         <w:rPr>
@@ -9710,6 +10134,8 @@
     </w:p>
     <w:p>
       <w:pPr>
+        <w:keepNext/>
+        <w:keepLines/>
         <w:spacing w:line="276" w:lineRule="auto"/>
         <w:ind w:left="2160" w:right="-810" w:firstLine="720"/>
         <w:rPr>
@@ -9735,6 +10161,8 @@
     </w:p>
     <w:p>
       <w:pPr>
+        <w:keepNext/>
+        <w:keepLines/>
         <w:spacing w:line="276" w:lineRule="auto"/>
         <w:ind w:right="-810"/>
         <w:rPr>
@@ -9757,6 +10185,8 @@
     <w:p>
       <w:pPr>
         <w:pStyle w:val="BodyTextIndent"/>
+        <w:keepNext/>
+        <w:keepLines/>
         <w:spacing w:line="276" w:lineRule="auto"/>
         <w:ind w:right="-810"/>
         <w:rPr>
@@ -9815,6 +10245,7 @@
     <w:p>
       <w:pPr>
         <w:pStyle w:val="BodyTextIndent"/>
+        <w:keepLines/>
         <w:spacing w:line="276" w:lineRule="auto"/>
         <w:ind w:right="-810"/>
         <w:jc w:val="center"/>
@@ -9840,6 +10271,7 @@
     <w:p>
       <w:pPr>
         <w:pStyle w:val="BodyTextIndent"/>
+        <w:keepLines/>
         <w:spacing w:line="276" w:lineRule="auto"/>
         <w:ind w:right="-810"/>
         <w:rPr>
@@ -9862,6 +10294,7 @@
     <w:p>
       <w:pPr>
         <w:pStyle w:val="BodyTextIndent"/>
+        <w:keepLines/>
         <w:spacing w:line="276" w:lineRule="auto"/>
         <w:ind w:right="-810"/>
         <w:rPr>
@@ -9907,6 +10340,7 @@
     </w:p>
     <w:p>
       <w:pPr>
+        <w:keepLines/>
         <w:spacing w:line="276" w:lineRule="auto"/>
         <w:ind w:left="5760" w:right="-810"/>
         <w:jc w:val="center"/>
@@ -9948,6 +10382,8 @@
     </w:p>
     <w:p>
       <w:pPr>
+        <w:keepNext/>
+        <w:keepLines/>
         <w:tabs>
           <w:tab w:val="left" w:pos="720"/>
           <w:tab w:val="left" w:pos="4680"/>
@@ -9980,6 +10416,7 @@
     </w:p>
     <w:p>
       <w:pPr>
+        <w:keepLines/>
         <w:tabs>
           <w:tab w:val="left" w:pos="720"/>
           <w:tab w:val="left" w:pos="4680"/>
@@ -10018,6 +10455,8 @@
     </w:p>
     <w:p>
       <w:pPr>
+        <w:keepNext/>
+        <w:keepLines/>
         <w:tabs>
           <w:tab w:val="left" w:pos="720"/>
           <w:tab w:val="left" w:pos="4680"/>
@@ -10045,6 +10484,7 @@
     </w:p>
     <w:p>
       <w:pPr>
+        <w:keepLines/>
         <w:tabs>
           <w:tab w:val="left" w:pos="720"/>
           <w:tab w:val="left" w:pos="4680"/>
@@ -10079,6 +10519,8 @@
     <w:p>
       <w:pPr>
         <w:pStyle w:val="CrPageStart"/>
+        <w:keepNext/>
+        <w:keepLines/>
         <w:spacing w:line="276" w:lineRule="auto"/>
         <w:ind w:right="-810"/>
         <w:jc w:val="both"/>
@@ -10156,6 +10598,7 @@
     </w:p>
     <w:p>
       <w:pPr>
+        <w:keepLines/>
         <w:autoSpaceDE w:val="0"/>
         <w:autoSpaceDN w:val="0"/>
         <w:adjustRightInd w:val="0"/>
@@ -10197,6 +10640,8 @@
     </w:p>
     <w:p>
       <w:pPr>
+        <w:keepNext/>
+        <w:keepLines/>
         <w:tabs>
           <w:tab w:val="left" w:pos="720"/>
           <w:tab w:val="left" w:pos="4680"/>
@@ -10229,6 +10674,7 @@
     </w:p>
     <w:p>
       <w:pPr>
+        <w:keepLines/>
         <w:tabs>
           <w:tab w:val="left" w:pos="720"/>
           <w:tab w:val="left" w:pos="4680"/>
@@ -10267,6 +10713,8 @@
     </w:p>
     <w:p>
       <w:pPr>
+        <w:keepNext/>
+        <w:keepLines/>
         <w:tabs>
           <w:tab w:val="left" w:pos="720"/>
           <w:tab w:val="left" w:pos="4680"/>
@@ -10294,6 +10742,7 @@
     </w:p>
     <w:p>
       <w:pPr>
+        <w:keepLines/>
         <w:tabs>
           <w:tab w:val="left" w:pos="720"/>
           <w:tab w:val="left" w:pos="4680"/>
@@ -10353,6 +10802,7 @@
     </w:p>
     <w:p>
       <w:pPr>
+        <w:keepLines/>
         <w:ind w:right="-810"/>
         <w:jc w:val="both"/>
         <w:rPr>

--- a/assets/templates/company-registration-multi.docx
+++ b/assets/templates/company-registration-multi.docx
@@ -2100,6 +2100,7 @@
     </w:p>
     <w:p>
       <w:pPr>
+        <w:keepNext/>
         <w:keepLines/>
         <w:tabs>
           <w:tab w:val="left" w:pos="480"/>
@@ -2579,12 +2580,16 @@
             <w:tcW w:w="2335" w:type="dxa"/>
           </w:tcPr>
           <w:p>
+            <w:pPr>
+              <w:keepNext/>
+            </w:pPr>
             <w:r>
               <w:t>{{#founders}}</w:t>
             </w:r>
           </w:p>
           <w:p>
             <w:pPr>
+              <w:keepNext/>
               <w:spacing w:line="264" w:lineRule="auto"/>
               <w:jc w:val="both"/>
               <w:rPr>
@@ -2607,6 +2612,7 @@
           </w:p>
           <w:p>
             <w:pPr>
+              <w:keepNext/>
               <w:spacing w:line="264" w:lineRule="auto"/>
               <w:jc w:val="both"/>
               <w:rPr>
@@ -2628,6 +2634,7 @@
           </w:p>
           <w:p>
             <w:pPr>
+              <w:keepNext/>
               <w:spacing w:line="264" w:lineRule="auto"/>
               <w:jc w:val="both"/>
               <w:rPr>
@@ -2650,6 +2657,7 @@
           <w:p>
             <w:pPr>
               <w:spacing w:after="0" w:line="240" w:lineRule="auto"/>
+              <w:keepNext/>
               <w:jc w:val="both"/>
               <w:rPr>
                 <w:rFonts w:ascii="Nirmala UI" w:hAnsi="Nirmala UI"/>
@@ -2662,6 +2670,7 @@
           <w:p>
             <w:pPr>
               <w:spacing w:after="0" w:line="240" w:lineRule="auto"/>
+              <w:keepNext/>
               <w:jc w:val="both"/>
               <w:rPr>
                 <w:rFonts w:ascii="Nirmala UI" w:hAnsi="Nirmala UI"/>
@@ -2673,6 +2682,7 @@
           </w:p>
           <w:p>
             <w:pPr>
+              <w:keepNext/>
               <w:rPr>
                 <w:rFonts w:ascii="Nirmala UI" w:hAnsi="Nirmala UI"/>
                 <w:sz w:val="22"/>
@@ -2691,6 +2701,7 @@
           <w:p>
             <w:pPr>
               <w:spacing w:after="0" w:line="240" w:lineRule="auto"/>
+              <w:keepNext/>
               <w:rPr>
                 <w:rFonts w:ascii="Nirmala UI" w:hAnsi="Nirmala UI"/>
                 <w:sz w:val="16"/>
@@ -2701,6 +2712,7 @@
           <w:p>
             <w:pPr>
               <w:spacing w:after="0" w:line="240" w:lineRule="auto"/>
+              <w:keepNext/>
               <w:rPr>
                 <w:rFonts w:ascii="Nirmala UI" w:hAnsi="Nirmala UI"/>
                 <w:sz w:val="16"/>
@@ -2711,6 +2723,7 @@
           <w:p>
             <w:pPr>
               <w:spacing w:after="0" w:line="240" w:lineRule="auto"/>
+              <w:keepNext/>
               <w:rPr>
                 <w:rFonts w:ascii="Nirmala UI" w:hAnsi="Nirmala UI"/>
                 <w:sz w:val="16"/>
@@ -2725,6 +2738,7 @@
           </w:tcPr>
           <w:p>
             <w:pPr>
+              <w:keepNext/>
               <w:rPr>
                 <w:sz w:val="22"/>
                 <w:szCs w:val="22"/>
@@ -2747,6 +2761,7 @@
           </w:tcPr>
           <w:p>
             <w:pPr>
+              <w:keepNext/>
               <w:rPr>
                 <w:rFonts w:ascii="Nirmala UI" w:hAnsi="Nirmala UI"/>
                 <w:color w:val="000000"/>
@@ -2766,6 +2781,7 @@
           </w:p>
           <w:p>
             <w:pPr>
+              <w:keepNext/>
               <w:rPr>
                 <w:rFonts w:ascii="Nirmala UI" w:hAnsi="Nirmala UI"/>
                 <w:color w:val="000000"/>
@@ -2785,6 +2801,7 @@
           </w:p>
           <w:p>
             <w:pPr>
+              <w:keepNext/>
               <w:rPr>
                 <w:rFonts w:ascii="Nirmala UI" w:hAnsi="Nirmala UI"/>
                 <w:color w:val="000000"/>
@@ -2805,6 +2822,7 @@
           <w:p>
             <w:pPr>
               <w:spacing w:after="0" w:line="240" w:lineRule="auto"/>
+              <w:keepNext/>
               <w:rPr>
                 <w:rFonts w:ascii="Nirmala UI" w:hAnsi="Nirmala UI"/>
                 <w:sz w:val="16"/>
@@ -2819,6 +2837,7 @@
           </w:tcPr>
           <w:p>
             <w:pPr>
+              <w:keepNext/>
               <w:rPr>
                 <w:rFonts w:ascii="Nirmala UI" w:hAnsi="Nirmala UI"/>
                 <w:sz w:val="22"/>
@@ -2836,6 +2855,7 @@
           </w:p>
           <w:p>
             <w:pPr>
+              <w:keepNext/>
               <w:rPr>
                 <w:rFonts w:ascii="Nirmala UI" w:hAnsi="Nirmala UI"/>
                 <w:sz w:val="22"/>
@@ -2858,6 +2878,7 @@
           </w:tcPr>
           <w:p>
             <w:pPr>
+              <w:keepNext/>
               <w:jc w:val="both"/>
               <w:rPr>
                 <w:rFonts w:ascii="Nirmala UI" w:hAnsi="Nirmala UI"/>
@@ -2877,6 +2898,7 @@
           <w:p>
             <w:pPr>
               <w:spacing w:after="0" w:line="240" w:lineRule="auto"/>
+              <w:keepNext/>
               <w:jc w:val="both"/>
               <w:rPr>
                 <w:rFonts w:ascii="Nirmala UI" w:hAnsi="Nirmala UI"/>
@@ -2887,6 +2909,7 @@
           </w:p>
           <w:p>
             <w:pPr>
+              <w:keepNext/>
               <w:rPr>
                 <w:rFonts w:ascii="Nirmala UI" w:hAnsi="Nirmala UI"/>
                 <w:sz w:val="22"/>
@@ -2904,6 +2927,7 @@
           </w:p>
           <w:p>
             <w:pPr>
+              <w:keepNext/>
               <w:spacing w:line="264" w:lineRule="auto"/>
               <w:rPr>
                 <w:rFonts w:ascii="Nirmala UI" w:hAnsi="Nirmala UI"/>
@@ -2925,6 +2949,7 @@
           <w:p>
             <w:pPr>
               <w:spacing w:after="0" w:line="240" w:lineRule="auto"/>
+              <w:keepNext/>
               <w:rPr>
                 <w:rFonts w:ascii="Nirmala UI" w:hAnsi="Nirmala UI"/>
                 <w:sz w:val="16"/>
@@ -2936,6 +2961,7 @@
           <w:p>
             <w:pPr>
               <w:spacing w:after="0" w:line="240" w:lineRule="auto"/>
+              <w:keepNext/>
               <w:rPr>
                 <w:rFonts w:ascii="Nirmala UI" w:hAnsi="Nirmala UI"/>
                 <w:sz w:val="16"/>
@@ -2946,6 +2972,7 @@
           </w:p>
           <w:p>
             <w:pPr>
+              <w:keepNext/>
               <w:spacing w:line="264" w:lineRule="auto"/>
               <w:rPr>
                 <w:rFonts w:ascii="Nirmala UI" w:hAnsi="Nirmala UI"/>
@@ -2969,6 +2996,7 @@
           </w:tcPr>
           <w:p>
             <w:pPr>
+              <w:keepNext/>
               <w:rPr>
                 <w:rFonts w:ascii="Nirmala UI" w:hAnsi="Nirmala UI"/>
                 <w:sz w:val="22"/>
@@ -2987,6 +3015,7 @@
           <w:p>
             <w:pPr>
               <w:spacing w:after="0" w:line="240" w:lineRule="auto"/>
+              <w:keepNext/>
               <w:rPr>
                 <w:rFonts w:ascii="Nirmala UI" w:hAnsi="Nirmala UI"/>
                 <w:sz w:val="16"/>
@@ -2996,6 +3025,7 @@
           </w:p>
           <w:p>
             <w:pPr>
+              <w:keepNext/>
               <w:rPr>
                 <w:rFonts w:ascii="Nirmala UI" w:hAnsi="Nirmala UI"/>
                 <w:sz w:val="22"/>
@@ -3012,6 +3042,9 @@
             </w:r>
           </w:p>
           <w:p>
+            <w:pPr>
+              <w:keepNext/>
+            </w:pPr>
             <w:r>
               <w:t>{{/founders}}</w:t>
             </w:r>
@@ -8988,6 +9021,7 @@
     </w:p>
     <w:p>
       <w:pPr>
+        <w:keepNext/>
         <w:keepLines/>
         <w:tabs>
           <w:tab w:val="left" w:pos="480"/>
@@ -9476,12 +9510,16 @@
             <w:tcW w:w="2335" w:type="dxa"/>
           </w:tcPr>
           <w:p>
+            <w:pPr>
+              <w:keepNext/>
+            </w:pPr>
             <w:r>
               <w:t>{{#founders}}</w:t>
             </w:r>
           </w:p>
           <w:p>
             <w:pPr>
+              <w:keepNext/>
               <w:spacing w:line="264" w:lineRule="auto"/>
               <w:jc w:val="both"/>
               <w:rPr>
@@ -9504,6 +9542,7 @@
           </w:p>
           <w:p>
             <w:pPr>
+              <w:keepNext/>
               <w:spacing w:line="264" w:lineRule="auto"/>
               <w:jc w:val="both"/>
               <w:rPr>
@@ -9525,6 +9564,7 @@
           </w:p>
           <w:p>
             <w:pPr>
+              <w:keepNext/>
               <w:spacing w:line="264" w:lineRule="auto"/>
               <w:jc w:val="both"/>
               <w:rPr>
@@ -9546,6 +9586,7 @@
           </w:p>
           <w:p>
             <w:pPr>
+              <w:keepNext/>
               <w:rPr>
                 <w:rFonts w:ascii="Nirmala UI" w:hAnsi="Nirmala UI"/>
                 <w:sz w:val="22"/>
@@ -9564,6 +9605,7 @@
           <w:p>
             <w:pPr>
               <w:spacing w:after="0" w:line="240" w:lineRule="auto"/>
+              <w:keepNext/>
               <w:rPr>
                 <w:rFonts w:ascii="Nirmala UI" w:hAnsi="Nirmala UI"/>
                 <w:sz w:val="16"/>
@@ -9574,6 +9616,7 @@
           <w:p>
             <w:pPr>
               <w:spacing w:after="0" w:line="240" w:lineRule="auto"/>
+              <w:keepNext/>
               <w:rPr>
                 <w:rFonts w:ascii="Nirmala UI" w:hAnsi="Nirmala UI"/>
                 <w:sz w:val="16"/>
@@ -9584,6 +9627,7 @@
           <w:p>
             <w:pPr>
               <w:spacing w:after="0" w:line="240" w:lineRule="auto"/>
+              <w:keepNext/>
               <w:rPr>
                 <w:rFonts w:ascii="Nirmala UI" w:hAnsi="Nirmala UI"/>
                 <w:sz w:val="16"/>
@@ -9594,6 +9638,7 @@
           <w:p>
             <w:pPr>
               <w:spacing w:after="0" w:line="240" w:lineRule="auto"/>
+              <w:keepNext/>
               <w:rPr>
                 <w:rFonts w:ascii="Nirmala UI" w:hAnsi="Nirmala UI"/>
                 <w:sz w:val="16"/>
@@ -9608,6 +9653,7 @@
           </w:tcPr>
           <w:p>
             <w:pPr>
+              <w:keepNext/>
               <w:rPr>
                 <w:sz w:val="22"/>
                 <w:szCs w:val="22"/>
@@ -9630,6 +9676,7 @@
           </w:tcPr>
           <w:p>
             <w:pPr>
+              <w:keepNext/>
               <w:rPr>
                 <w:rFonts w:ascii="Nirmala UI" w:hAnsi="Nirmala UI"/>
                 <w:color w:val="000000"/>
@@ -9649,6 +9696,7 @@
           </w:p>
           <w:p>
             <w:pPr>
+              <w:keepNext/>
               <w:rPr>
                 <w:rFonts w:ascii="Nirmala UI" w:hAnsi="Nirmala UI"/>
                 <w:color w:val="000000"/>
@@ -9668,6 +9716,7 @@
           </w:p>
           <w:p>
             <w:pPr>
+              <w:keepNext/>
               <w:rPr>
                 <w:rFonts w:ascii="Nirmala UI" w:hAnsi="Nirmala UI"/>
                 <w:color w:val="000000"/>
@@ -9688,6 +9737,7 @@
           <w:p>
             <w:pPr>
               <w:spacing w:after="0" w:line="240" w:lineRule="auto"/>
+              <w:keepNext/>
               <w:rPr>
                 <w:rFonts w:ascii="Nirmala UI" w:hAnsi="Nirmala UI"/>
                 <w:sz w:val="16"/>
@@ -9702,6 +9752,7 @@
           </w:tcPr>
           <w:p>
             <w:pPr>
+              <w:keepNext/>
               <w:rPr>
                 <w:rFonts w:ascii="Nirmala UI" w:hAnsi="Nirmala UI"/>
                 <w:sz w:val="22"/>
@@ -9719,6 +9770,7 @@
           </w:p>
           <w:p>
             <w:pPr>
+              <w:keepNext/>
               <w:rPr>
                 <w:rFonts w:ascii="Nirmala UI" w:hAnsi="Nirmala UI"/>
                 <w:sz w:val="22"/>
@@ -9741,6 +9793,7 @@
           </w:tcPr>
           <w:p>
             <w:pPr>
+              <w:keepNext/>
               <w:jc w:val="both"/>
               <w:rPr>
                 <w:rFonts w:ascii="Nirmala UI" w:hAnsi="Nirmala UI"/>
@@ -9760,6 +9813,7 @@
           <w:p>
             <w:pPr>
               <w:spacing w:after="0" w:line="240" w:lineRule="auto"/>
+              <w:keepNext/>
               <w:jc w:val="both"/>
               <w:rPr>
                 <w:rFonts w:ascii="Nirmala UI" w:hAnsi="Nirmala UI"/>
@@ -9770,6 +9824,7 @@
           </w:p>
           <w:p>
             <w:pPr>
+              <w:keepNext/>
               <w:rPr>
                 <w:rFonts w:ascii="Nirmala UI" w:hAnsi="Nirmala UI"/>
                 <w:sz w:val="22"/>
@@ -9787,6 +9842,7 @@
           </w:p>
           <w:p>
             <w:pPr>
+              <w:keepNext/>
               <w:spacing w:line="264" w:lineRule="auto"/>
               <w:rPr>
                 <w:rFonts w:ascii="Nirmala UI" w:hAnsi="Nirmala UI"/>
@@ -9808,6 +9864,7 @@
           <w:p>
             <w:pPr>
               <w:spacing w:after="0" w:line="240" w:lineRule="auto"/>
+              <w:keepNext/>
               <w:rPr>
                 <w:rFonts w:ascii="Nirmala UI" w:hAnsi="Nirmala UI"/>
                 <w:sz w:val="16"/>
@@ -9819,6 +9876,7 @@
           <w:p>
             <w:pPr>
               <w:spacing w:after="0" w:line="240" w:lineRule="auto"/>
+              <w:keepNext/>
               <w:rPr>
                 <w:rFonts w:ascii="Nirmala UI" w:hAnsi="Nirmala UI"/>
                 <w:sz w:val="16"/>
@@ -9829,6 +9887,7 @@
           </w:p>
           <w:p>
             <w:pPr>
+              <w:keepNext/>
               <w:spacing w:line="264" w:lineRule="auto"/>
               <w:rPr>
                 <w:rFonts w:ascii="Nirmala UI" w:hAnsi="Nirmala UI"/>
@@ -9852,6 +9911,7 @@
           </w:tcPr>
           <w:p>
             <w:pPr>
+              <w:keepNext/>
               <w:rPr>
                 <w:rFonts w:ascii="Nirmala UI" w:hAnsi="Nirmala UI"/>
                 <w:sz w:val="22"/>
@@ -9870,6 +9930,7 @@
           <w:p>
             <w:pPr>
               <w:spacing w:after="0" w:line="240" w:lineRule="auto"/>
+              <w:keepNext/>
               <w:rPr>
                 <w:rFonts w:ascii="Nirmala UI" w:hAnsi="Nirmala UI"/>
                 <w:sz w:val="16"/>
@@ -9879,6 +9940,7 @@
           </w:p>
           <w:p>
             <w:pPr>
+              <w:keepNext/>
               <w:rPr>
                 <w:rFonts w:ascii="Nirmala UI" w:hAnsi="Nirmala UI"/>
                 <w:sz w:val="22"/>
@@ -9895,6 +9957,9 @@
             </w:r>
           </w:p>
           <w:p>
+            <w:pPr>
+              <w:keepNext/>
+            </w:pPr>
             <w:r>
               <w:t>{{/founders}}</w:t>
             </w:r>

--- a/assets/templates/company-registration-multi.docx
+++ b/assets/templates/company-registration-multi.docx
@@ -7,7 +7,6 @@
         <w:keepNext/>
         <w:keepLines/>
         <w:jc w:val="center"/>
-        <w:ind w:left="2880" w:right="-810" w:firstLine="720"/>
         <w:rPr>
           <w:rFonts w:ascii="Nirmala UI" w:hAnsi="Nirmala UI"/>
           <w:b/>
@@ -27,7 +26,6 @@
       <w:pPr>
         <w:keepNext/>
         <w:keepLines/>
-        <w:ind w:right="-810"/>
         <w:jc w:val="center"/>
         <w:rPr>
           <w:rFonts w:ascii="Nirmala UI" w:hAnsi="Nirmala UI"/>
@@ -49,9 +47,8 @@
         <w:pStyle w:val="BodyText"/>
         <w:keepNext/>
         <w:keepLines/>
+        <w:jc w:val="center"/>
         <w:spacing w:after="0"/>
-        <w:ind w:right="29"/>
-        <w:jc w:val="center"/>
         <w:rPr>
           <w:rFonts w:ascii="Nirmala UI" w:hAnsi="Nirmala UI"/>
           <w:b/>
@@ -88,9 +85,8 @@
         <w:pStyle w:val="BodyText"/>
         <w:keepNext/>
         <w:keepLines/>
+        <w:jc w:val="center"/>
         <w:spacing w:after="0"/>
-        <w:ind w:right="29"/>
-        <w:jc w:val="center"/>
         <w:rPr>
           <w:b/>
           <w:color w:val="000000"/>
@@ -126,7 +122,6 @@
       <w:pPr>
         <w:keepNext/>
         <w:keepLines/>
-        <w:ind w:right="-810"/>
         <w:jc w:val="center"/>
         <w:rPr>
           <w:rFonts w:ascii="Nirmala UI" w:hAnsi="Nirmala UI"/>
@@ -156,7 +151,6 @@
     <w:p>
       <w:pPr>
         <w:keepLines/>
-        <w:ind w:right="-810"/>
         <w:jc w:val="center"/>
         <w:rPr>
           <w:rFonts w:ascii="Times New Roman" w:hAnsi="Times New Roman"/>
@@ -3286,9 +3280,8 @@
         <w:pStyle w:val="BodyText"/>
         <w:keepNext/>
         <w:keepLines/>
+        <w:jc w:val="center"/>
         <w:spacing w:after="0"/>
-        <w:ind w:right="29"/>
-        <w:jc w:val="center"/>
         <w:rPr>
           <w:rFonts w:ascii="Nirmala UI" w:hAnsi="Nirmala UI"/>
           <w:b/>
@@ -3313,9 +3306,8 @@
         <w:pStyle w:val="BodyText"/>
         <w:keepNext/>
         <w:keepLines/>
+        <w:jc w:val="center"/>
         <w:spacing w:after="0"/>
-        <w:ind w:right="29"/>
-        <w:jc w:val="center"/>
         <w:rPr>
           <w:b/>
           <w:color w:val="000000"/>
@@ -3351,7 +3343,6 @@
       <w:pPr>
         <w:keepNext/>
         <w:keepLines/>
-        <w:ind w:right="-806"/>
         <w:jc w:val="center"/>
         <w:rPr>
           <w:rFonts w:ascii="Nirmala UI" w:hAnsi="Nirmala UI"/>
@@ -3377,7 +3368,6 @@
     <w:p>
       <w:pPr>
         <w:keepLines/>
-        <w:ind w:right="-810"/>
         <w:jc w:val="center"/>
         <w:rPr>
           <w:rFonts w:ascii="Times New Roman" w:hAnsi="Times New Roman"/>

--- a/assets/templates/company-registration-multi.docx
+++ b/assets/templates/company-registration-multi.docx
@@ -10441,7 +10441,8 @@
         <w:keepLines/>
         <w:tabs>
           <w:tab w:val="left" w:pos="720"/>
-          <w:tab w:val="left" w:pos="4680"/>
+          <w:tab w:val="left" w:pos="5040"/>
+          <w:tab w:val="left" w:pos="5760"/>
         </w:tabs>
         <w:spacing w:line="276" w:lineRule="auto"/>
         <w:ind w:right="-810"/>
@@ -10474,7 +10475,8 @@
         <w:keepLines/>
         <w:tabs>
           <w:tab w:val="left" w:pos="720"/>
-          <w:tab w:val="left" w:pos="4680"/>
+          <w:tab w:val="left" w:pos="5040"/>
+          <w:tab w:val="left" w:pos="5760"/>
         </w:tabs>
         <w:rPr>
           <w:rFonts w:ascii="Nirmala UI" w:hAnsi="Nirmala UI"/>
@@ -10491,7 +10493,8 @@
           <w:szCs w:val="22"/>
           <w:lang w:val="nl-NL"/>
         </w:rPr>
-        <w:t xml:space="preserve">       नाम: {{nameLeft}}</w:t>
+        <w:tab/>
+        <w:t xml:space="preserve">नाम: {{nameLeft}}</w:t>
         <w:tab/>
         <w:t xml:space="preserve">{{#hasRight}}नाम: {{nameRight}}{{/hasRight}}</w:t>
       </w:r>
@@ -10514,10 +10517,11 @@
         <w:keepLines/>
         <w:tabs>
           <w:tab w:val="left" w:pos="720"/>
-          <w:tab w:val="left" w:pos="4680"/>
+          <w:tab w:val="left" w:pos="5040"/>
+          <w:tab w:val="left" w:pos="5760"/>
         </w:tabs>
         <w:spacing w:line="276" w:lineRule="auto"/>
-        <w:ind w:right="-810" w:firstLine="720"/>
+        <w:ind w:right="-810"/>
         <w:jc w:val="both"/>
         <w:rPr>
           <w:rFonts w:ascii="Nirmala UI" w:hAnsi="Nirmala UI"/>
@@ -10532,7 +10536,8 @@
           <w:sz w:val="24"/>
           <w:szCs w:val="24"/>
         </w:rPr>
-        <w:t xml:space="preserve"> हस्ताक्षर:</w:t>
+        <w:tab/>
+        <w:t xml:space="preserve">हस्ताक्षर:</w:t>
         <w:tab/>
         <w:t xml:space="preserve">{{#hasRight}}हस्ताक्षर:{{/hasRight}}</w:t>
       </w:r>
@@ -10542,10 +10547,11 @@
         <w:keepLines/>
         <w:tabs>
           <w:tab w:val="left" w:pos="720"/>
-          <w:tab w:val="left" w:pos="4680"/>
+          <w:tab w:val="left" w:pos="5040"/>
+          <w:tab w:val="left" w:pos="5760"/>
         </w:tabs>
         <w:spacing w:line="276" w:lineRule="auto"/>
-        <w:ind w:right="-810" w:firstLine="720"/>
+        <w:ind w:right="-810"/>
         <w:jc w:val="both"/>
         <w:rPr>
           <w:rFonts w:ascii="Nirmala UI" w:hAnsi="Nirmala UI"/>
@@ -10561,6 +10567,7 @@
           <w:szCs w:val="24"/>
           <w:lang w:val="da-DK"/>
         </w:rPr>
+        <w:tab/>
         <w:t xml:space="preserve">दा.          बा.</w:t>
         <w:tab/>
         <w:t xml:space="preserve">{{#hasRight}}दा.          बा.{{/hasRight}}</w:t>
@@ -10699,7 +10706,8 @@
         <w:keepLines/>
         <w:tabs>
           <w:tab w:val="left" w:pos="720"/>
-          <w:tab w:val="left" w:pos="4680"/>
+          <w:tab w:val="left" w:pos="5040"/>
+          <w:tab w:val="left" w:pos="5760"/>
         </w:tabs>
         <w:spacing w:line="276" w:lineRule="auto"/>
         <w:ind w:right="-810"/>
@@ -10732,7 +10740,8 @@
         <w:keepLines/>
         <w:tabs>
           <w:tab w:val="left" w:pos="720"/>
-          <w:tab w:val="left" w:pos="4680"/>
+          <w:tab w:val="left" w:pos="5040"/>
+          <w:tab w:val="left" w:pos="5760"/>
         </w:tabs>
         <w:rPr>
           <w:rFonts w:ascii="Nirmala UI" w:hAnsi="Nirmala UI"/>
@@ -10749,7 +10758,8 @@
           <w:szCs w:val="22"/>
           <w:lang w:val="nl-NL"/>
         </w:rPr>
-        <w:t xml:space="preserve">       नाम: {{nameLeft}}</w:t>
+        <w:tab/>
+        <w:t xml:space="preserve">नाम: {{nameLeft}}</w:t>
         <w:tab/>
         <w:t xml:space="preserve">{{#hasRight}}नाम: {{nameRight}}{{/hasRight}}</w:t>
       </w:r>
@@ -10772,10 +10782,11 @@
         <w:keepLines/>
         <w:tabs>
           <w:tab w:val="left" w:pos="720"/>
-          <w:tab w:val="left" w:pos="4680"/>
+          <w:tab w:val="left" w:pos="5040"/>
+          <w:tab w:val="left" w:pos="5760"/>
         </w:tabs>
         <w:spacing w:line="276" w:lineRule="auto"/>
-        <w:ind w:right="-810" w:firstLine="720"/>
+        <w:ind w:right="-810"/>
         <w:jc w:val="both"/>
         <w:rPr>
           <w:rFonts w:ascii="Nirmala UI" w:hAnsi="Nirmala UI"/>
@@ -10790,7 +10801,8 @@
           <w:sz w:val="24"/>
           <w:szCs w:val="24"/>
         </w:rPr>
-        <w:t xml:space="preserve"> हस्ताक्षर:</w:t>
+        <w:tab/>
+        <w:t xml:space="preserve">हस्ताक्षर:</w:t>
         <w:tab/>
         <w:t xml:space="preserve">{{#hasRight}}हस्ताक्षर:{{/hasRight}}</w:t>
       </w:r>
@@ -10800,10 +10812,11 @@
         <w:keepLines/>
         <w:tabs>
           <w:tab w:val="left" w:pos="720"/>
-          <w:tab w:val="left" w:pos="4680"/>
+          <w:tab w:val="left" w:pos="5040"/>
+          <w:tab w:val="left" w:pos="5760"/>
         </w:tabs>
         <w:spacing w:line="276" w:lineRule="auto"/>
-        <w:ind w:right="-810" w:firstLine="720"/>
+        <w:ind w:right="-810"/>
         <w:jc w:val="both"/>
         <w:rPr>
           <w:rFonts w:ascii="Nirmala UI" w:hAnsi="Nirmala UI"/>
@@ -10819,6 +10832,7 @@
           <w:szCs w:val="24"/>
           <w:lang w:val="da-DK"/>
         </w:rPr>
+        <w:tab/>
         <w:t xml:space="preserve">दा.          बा.</w:t>
         <w:tab/>
         <w:t xml:space="preserve">{{#hasRight}}दा.          बा.{{/hasRight}}</w:t>
